--- a/セットアップガイド.docx
+++ b/セットアップガイド.docx
@@ -15,30 +15,179 @@
           <w:b/>
           <w:bCs/>
         </w:rPr>
-        <w:t>📖</w:t>
+        <w:t>🚒</w:t>
       </w:r>
       <w:r>
         <w:rPr>
           <w:b/>
           <w:bCs/>
         </w:rPr>
-        <w:t xml:space="preserve"> 超初心者向け：災害報告アプリ 導入・セットアップガイド</w:t>
-      </w:r>
-    </w:p>
-    <w:p>
-      <w:r>
-        <w:t>このガイドは、プログラミングやITの専門知識がない方でも、順を追って作業するだけで「災害報告アプリ」を自分たちの消防団（チーム）に導入できるように作成されています。</w:t>
-      </w:r>
-    </w:p>
-    <w:p>
-      <w:r>
-        <w:t>専門用語はなるべく使わず、一つ一つの手順を丁寧に解説します。焦らず順番に進めてください。</w:t>
-      </w:r>
-    </w:p>
-    <w:p>
-      <w:r>
-        <w:pict w14:anchorId="3A4BB7DE">
-          <v:rect id="_x0000_i1079" style="width:532.8pt;height:.75pt" o:hrpct="0" o:hralign="center" o:hrstd="t" o:hr="t" fillcolor="#a0a0a0" stroked="f">
+        <w:t xml:space="preserve"> 消防団向け災害報告アプリ 導入ガイド（最新版: Firebase + Cloudflare）</w:t>
+      </w:r>
+    </w:p>
+    <w:p>
+      <w:r>
+        <w:t>本アプリケーションは、地域の消防団等が災害時に現場の状況をリアルタイムで共有するためのシステムです。 **「プログラミングの知識が全くない方」**でも導入できるように、一つ一つの手順</w:t>
+      </w:r>
+      <w:proofErr w:type="gramStart"/>
+      <w:r>
+        <w:t>を</w:t>
+      </w:r>
+      <w:proofErr w:type="gramEnd"/>
+      <w:r>
+        <w:t>画像（イメージ）</w:t>
+      </w:r>
+      <w:proofErr w:type="gramStart"/>
+      <w:r>
+        <w:t>を</w:t>
+      </w:r>
+      <w:proofErr w:type="gramEnd"/>
+      <w:r>
+        <w:t>交えて順番に解説します。</w:t>
+      </w:r>
+    </w:p>
+    <w:p>
+      <w:r>
+        <w:pict w14:anchorId="38869A7C">
+          <v:rect id="_x0000_i1087" style="width:532.8pt;height:.75pt" o:hrpct="0" o:hralign="center" o:hrstd="t" o:hr="t" fillcolor="#a0a0a0" stroked="f">
+            <v:textbox inset="5.85pt,.7pt,5.85pt,.7pt"/>
+          </v:rect>
+        </w:pict>
+      </w:r>
+    </w:p>
+    <w:p>
+      <w:pPr>
+        <w:rPr>
+          <w:b/>
+          <w:bCs/>
+        </w:rPr>
+      </w:pPr>
+      <w:r>
+        <w:rPr>
+          <w:rFonts w:ascii="Segoe UI Emoji" w:hAnsi="Segoe UI Emoji" w:cs="Segoe UI Emoji"/>
+          <w:b/>
+          <w:bCs/>
+        </w:rPr>
+        <w:t>💰</w:t>
+      </w:r>
+      <w:r>
+        <w:rPr>
+          <w:b/>
+          <w:bCs/>
+        </w:rPr>
+        <w:t xml:space="preserve"> 運用コストについて</w:t>
+      </w:r>
+    </w:p>
+    <w:p>
+      <w:r>
+        <w:t>本システムは、世界的なIT企業の**「無料枠（無料で使える範囲）」**を組み合わせて作られています。 通常規模の消防団（数十人～百人程度）での利用であれば、</w:t>
+      </w:r>
+      <w:r>
+        <w:rPr>
+          <w:b/>
+          <w:bCs/>
+        </w:rPr>
+        <w:t>毎月0円</w:t>
+      </w:r>
+      <w:r>
+        <w:t>で使い続けることができます。</w:t>
+      </w:r>
+    </w:p>
+    <w:p>
+      <w:r>
+        <w:pict w14:anchorId="1EE15310">
+          <v:rect id="_x0000_i1088" style="width:532.8pt;height:.75pt" o:hrpct="0" o:hralign="center" o:hrstd="t" o:hr="t" fillcolor="#a0a0a0" stroked="f">
+            <v:textbox inset="5.85pt,.7pt,5.85pt,.7pt"/>
+          </v:rect>
+        </w:pict>
+      </w:r>
+    </w:p>
+    <w:p>
+      <w:pPr>
+        <w:rPr>
+          <w:b/>
+          <w:bCs/>
+        </w:rPr>
+      </w:pPr>
+      <w:r>
+        <w:rPr>
+          <w:rFonts w:ascii="Segoe UI Emoji" w:hAnsi="Segoe UI Emoji" w:cs="Segoe UI Emoji"/>
+          <w:b/>
+          <w:bCs/>
+        </w:rPr>
+        <w:t>🎒</w:t>
+      </w:r>
+      <w:r>
+        <w:rPr>
+          <w:b/>
+          <w:bCs/>
+        </w:rPr>
+        <w:t xml:space="preserve"> 準備するもの</w:t>
+      </w:r>
+    </w:p>
+    <w:p>
+      <w:r>
+        <w:t>作業を始める前に、以下の3つのサービスで「無料のアカウント作成」を済ませておいてください。 （すでに持っている場合は新しく作る必要はありません）</w:t>
+      </w:r>
+    </w:p>
+    <w:p>
+      <w:pPr>
+        <w:numPr>
+          <w:ilvl w:val="0"/>
+          <w:numId w:val="30"/>
+        </w:numPr>
+      </w:pPr>
+      <w:r>
+        <w:rPr>
+          <w:b/>
+          <w:bCs/>
+        </w:rPr>
+        <w:t>Google アカウント</w:t>
+      </w:r>
+      <w:r>
+        <w:t>（Firebaseというデータベースを使うため）</w:t>
+      </w:r>
+    </w:p>
+    <w:p>
+      <w:pPr>
+        <w:numPr>
+          <w:ilvl w:val="0"/>
+          <w:numId w:val="30"/>
+        </w:numPr>
+      </w:pPr>
+      <w:r>
+        <w:rPr>
+          <w:b/>
+          <w:bCs/>
+        </w:rPr>
+        <w:t>GitHub アカウント</w:t>
+      </w:r>
+      <w:r>
+        <w:t>（プログラムの設計図を保管するため）</w:t>
+      </w:r>
+    </w:p>
+    <w:p>
+      <w:pPr>
+        <w:numPr>
+          <w:ilvl w:val="0"/>
+          <w:numId w:val="30"/>
+        </w:numPr>
+      </w:pPr>
+      <w:r>
+        <w:rPr>
+          <w:b/>
+          <w:bCs/>
+        </w:rPr>
+        <w:t>Cloudflare アカウント</w:t>
+      </w:r>
+      <w:r>
+        <w:t>（アプリをインターネット上に公開するため）</w:t>
+      </w:r>
+    </w:p>
+    <w:p>
+      <w:r>
+        <w:pict w14:anchorId="453C5E09">
+          <v:rect id="_x0000_i1089" style="width:532.8pt;height:.75pt" o:hrpct="0" o:hralign="center" o:hrstd="t" o:hr="t" fillcolor="#a0a0a0" stroked="f">
             <v:textbox inset="5.85pt,.7pt,5.85pt,.7pt"/>
           </v:rect>
         </w:pict>
@@ -64,126 +213,148 @@
           <w:b/>
           <w:bCs/>
         </w:rPr>
-        <w:t xml:space="preserve"> 事前に準備するもの</w:t>
+        <w:t xml:space="preserve"> ステップ1：データベースの準備（Firebase）</w:t>
+      </w:r>
+    </w:p>
+    <w:p>
+      <w:r>
+        <w:t>アプリで送信された「文字」や「写真」を保存する倉庫を作ります。</w:t>
       </w:r>
     </w:p>
     <w:p>
       <w:pPr>
         <w:numPr>
           <w:ilvl w:val="0"/>
-          <w:numId w:val="19"/>
+          <w:numId w:val="31"/>
         </w:numPr>
       </w:pPr>
+      <w:hyperlink r:id="rId7" w:history="1">
+        <w:r>
+          <w:rPr>
+            <w:rStyle w:val="ae"/>
+            <w:b/>
+            <w:bCs/>
+          </w:rPr>
+          <w:t>Firebase コンソール</w:t>
+        </w:r>
+      </w:hyperlink>
+      <w:r>
+        <w:t> にGoogleアカウントでログインします。</w:t>
+      </w:r>
+    </w:p>
+    <w:p>
+      <w:pPr>
+        <w:numPr>
+          <w:ilvl w:val="0"/>
+          <w:numId w:val="31"/>
+        </w:numPr>
+      </w:pPr>
+      <w:r>
+        <w:t>**「プロジェクトを追加」**をクリックし、名前に </w:t>
+      </w:r>
+      <w:proofErr w:type="spellStart"/>
+      <w:r>
+        <w:t>saigai</w:t>
+      </w:r>
+      <w:proofErr w:type="spellEnd"/>
+      <w:r>
+        <w:t>-report などを入力して作成します。（Googleアナリティクスは「有効」のままでOKです）</w:t>
+      </w:r>
+    </w:p>
+    <w:p>
+      <w:pPr>
+        <w:numPr>
+          <w:ilvl w:val="0"/>
+          <w:numId w:val="31"/>
+        </w:numPr>
+      </w:pPr>
+      <w:r>
+        <w:t>プロジェクトができたら、左側のメニューから </w:t>
+      </w:r>
       <w:r>
         <w:rPr>
           <w:b/>
           <w:bCs/>
         </w:rPr>
-        <w:t>パソコン</w:t>
-      </w:r>
-      <w:r>
-        <w:t>（Windows または Mac）※インターネットに繋がっていること</w:t>
-      </w:r>
-    </w:p>
-    <w:p>
-      <w:pPr>
-        <w:numPr>
-          <w:ilvl w:val="0"/>
-          <w:numId w:val="19"/>
-        </w:numPr>
-      </w:pPr>
+        <w:t>「構築」 &gt; 「</w:t>
+      </w:r>
+      <w:proofErr w:type="spellStart"/>
       <w:r>
         <w:rPr>
           <w:b/>
           <w:bCs/>
         </w:rPr>
-        <w:t>Googleアカウント</w:t>
-      </w:r>
-      <w:r>
-        <w:t>（無料のGmailアドレスでOKです）</w:t>
-      </w:r>
-    </w:p>
-    <w:p>
-      <w:pPr>
-        <w:numPr>
-          <w:ilvl w:val="0"/>
-          <w:numId w:val="19"/>
-        </w:numPr>
-      </w:pPr>
+        <w:t>Firestore</w:t>
+      </w:r>
+      <w:proofErr w:type="spellEnd"/>
       <w:r>
         <w:rPr>
           <w:b/>
           <w:bCs/>
         </w:rPr>
-        <w:t>アプリのデータ一式</w:t>
-      </w:r>
-      <w:r>
-        <w:t>（今回受け取った「</w:t>
-      </w:r>
-      <w:proofErr w:type="spellStart"/>
-      <w:r>
-        <w:t>SaigaiReport</w:t>
-      </w:r>
-      <w:proofErr w:type="spellEnd"/>
-      <w:r>
-        <w:t>」などの名前のフォルダ一式）</w:t>
-      </w:r>
-    </w:p>
-    <w:p>
-      <w:r>
-        <w:pict w14:anchorId="05D999A4">
-          <v:rect id="_x0000_i1080" style="width:532.8pt;height:.75pt" o:hrpct="0" o:hralign="center" o:hrstd="t" o:hr="t" fillcolor="#a0a0a0" stroked="f">
-            <v:textbox inset="5.85pt,.7pt,5.85pt,.7pt"/>
-          </v:rect>
-        </w:pict>
-      </w:r>
-    </w:p>
-    <w:p>
-      <w:pPr>
+        <w:t xml:space="preserve"> Database」</w:t>
+      </w:r>
+      <w:r>
+        <w:t> を選びます。</w:t>
+      </w:r>
+    </w:p>
+    <w:p>
+      <w:pPr>
+        <w:numPr>
+          <w:ilvl w:val="0"/>
+          <w:numId w:val="31"/>
+        </w:numPr>
+      </w:pPr>
+      <w:r>
+        <w:t>**「データベースの作成」**をクリックし、ロケーション（場所）は </w:t>
+      </w:r>
+      <w:r>
         <w:rPr>
           <w:b/>
           <w:bCs/>
         </w:rPr>
-      </w:pPr>
+        <w:t>asia-northeast1 (Tokyo)</w:t>
+      </w:r>
+      <w:r>
+        <w:t> を選んで作成します。</w:t>
+      </w:r>
+    </w:p>
+    <w:p>
+      <w:pPr>
+        <w:numPr>
+          <w:ilvl w:val="0"/>
+          <w:numId w:val="31"/>
+        </w:numPr>
+      </w:pPr>
+      <w:r>
+        <w:t>次に、左メニューから </w:t>
+      </w:r>
       <w:r>
         <w:rPr>
           <w:b/>
           <w:bCs/>
         </w:rPr>
-        <w:t>第1章：データの保管庫（Googleスプレッドシート）を作ろう</w:t>
-      </w:r>
-    </w:p>
-    <w:p>
-      <w:r>
-        <w:t>アプリから送られてくる報告や写真を受け止める「帳簿」を作ります。</w:t>
-      </w:r>
-    </w:p>
-    <w:p>
-      <w:pPr>
-        <w:numPr>
-          <w:ilvl w:val="0"/>
-          <w:numId w:val="20"/>
-        </w:numPr>
-      </w:pPr>
-      <w:r>
-        <w:t>パソコンでGoogle Chromeなどのブラウザを開き、お持ちの </w:t>
+        <w:t>「構築」 &gt; 「Storage」</w:t>
+      </w:r>
+      <w:r>
+        <w:t> を選び、同じように </w:t>
       </w:r>
       <w:r>
         <w:rPr>
           <w:b/>
           <w:bCs/>
         </w:rPr>
-        <w:t>Googleアカウントでログイン</w:t>
-      </w:r>
-      <w:r>
-        <w:t> します。</w:t>
+        <w:t>asia-northeast1</w:t>
+      </w:r>
+      <w:r>
+        <w:t> で開始します（これが写真置き場になります）。</w:t>
       </w:r>
     </w:p>
     <w:p>
       <w:pPr>
         <w:numPr>
           <w:ilvl w:val="0"/>
-          <w:numId w:val="20"/>
+          <w:numId w:val="31"/>
         </w:numPr>
       </w:pPr>
       <w:r>
@@ -191,1391 +362,881 @@
           <w:b/>
           <w:bCs/>
         </w:rPr>
-        <w:t>Googleドライブ</w:t>
-      </w:r>
-      <w:r>
-        <w:t>（</w:t>
-      </w:r>
-      <w:hyperlink r:id="rId7" w:history="1">
-        <w:r>
-          <w:rPr>
-            <w:rStyle w:val="ae"/>
-          </w:rPr>
-          <w:t>https://drive.google.com/）</w:t>
-        </w:r>
-      </w:hyperlink>
-      <w:r>
-        <w:t> を開きます。</w:t>
+        <w:t>【超重要】接続用の鍵を取得する</w:t>
       </w:r>
     </w:p>
     <w:p>
       <w:pPr>
         <w:numPr>
-          <w:ilvl w:val="0"/>
-          <w:numId w:val="20"/>
+          <w:ilvl w:val="1"/>
+          <w:numId w:val="31"/>
         </w:numPr>
       </w:pPr>
       <w:r>
-        <w:t>画面左上の </w:t>
+        <w:t>画面左上の「</w:t>
+      </w:r>
+      <w:r>
+        <w:rPr>
+          <w:rFonts w:ascii="Segoe UI Emoji" w:hAnsi="Segoe UI Emoji" w:cs="Segoe UI Emoji"/>
+        </w:rPr>
+        <w:t>⚙️</w:t>
+      </w:r>
+      <w:r>
+        <w:t>（歯車マーク）」をクリックし、**「プロジェクトを設定」**を開きます。</w:t>
+      </w:r>
+    </w:p>
+    <w:p>
+      <w:pPr>
+        <w:numPr>
+          <w:ilvl w:val="1"/>
+          <w:numId w:val="31"/>
+        </w:numPr>
+      </w:pPr>
+      <w:r>
+        <w:t>画面の下の方にある「マイアプリ」の </w:t>
       </w:r>
       <w:r>
         <w:rPr>
           <w:b/>
           <w:bCs/>
         </w:rPr>
-        <w:t>[＋ 新規]</w:t>
-      </w:r>
-      <w:r>
-        <w:t> ボタンを押し、 </w:t>
+        <w:t>「&lt;/&gt; (ウェブ)」</w:t>
+      </w:r>
+      <w:r>
+        <w:t> のマークをクリックします。</w:t>
+      </w:r>
+    </w:p>
+    <w:p>
+      <w:pPr>
+        <w:numPr>
+          <w:ilvl w:val="1"/>
+          <w:numId w:val="31"/>
+        </w:numPr>
+      </w:pPr>
+      <w:r>
+        <w:t>アプリのニックネーム（例：消防団アプリ）を入力し、「アプリに登録」を押します。</w:t>
+      </w:r>
+    </w:p>
+    <w:p>
+      <w:pPr>
+        <w:numPr>
+          <w:ilvl w:val="1"/>
+          <w:numId w:val="31"/>
+        </w:numPr>
+      </w:pPr>
+      <w:r>
+        <w:t>画面に </w:t>
+      </w:r>
+      <w:proofErr w:type="spellStart"/>
+      <w:r>
+        <w:t>firebaseConfig</w:t>
+      </w:r>
+      <w:proofErr w:type="spellEnd"/>
+      <w:r>
+        <w:t xml:space="preserve"> = { </w:t>
+      </w:r>
+      <w:proofErr w:type="gramStart"/>
+      <w:r>
+        <w:t>...</w:t>
+      </w:r>
+      <w:proofErr w:type="gramEnd"/>
+      <w:r>
+        <w:t xml:space="preserve"> } という</w:t>
       </w:r>
       <w:r>
         <w:rPr>
           <w:b/>
           <w:bCs/>
         </w:rPr>
-        <w:t>[Google スプレッドシート]</w:t>
-      </w:r>
-      <w:r>
-        <w:t> を選びます。</w:t>
-      </w:r>
-    </w:p>
-    <w:p>
-      <w:pPr>
-        <w:numPr>
-          <w:ilvl w:val="0"/>
-          <w:numId w:val="20"/>
-        </w:numPr>
-      </w:pPr>
-      <w:r>
-        <w:t>新しい表計算の画面が開きます。左上の「無題のスプレッドシート」という文字をクリックし、名前を </w:t>
-      </w:r>
-      <w:r>
+        <w:t>暗号のような文字列</w:t>
+      </w:r>
+      <w:r>
+        <w:t>が表示されます。</w:t>
+      </w:r>
+      <w:r>
+        <w:lastRenderedPageBreak/>
+        <w:t>後で使うので、この画面を開いたままにしておくか、メモ帳にコピーしてください。</w:t>
+      </w:r>
+    </w:p>
+    <w:p>
+      <w:r>
+        <w:pict w14:anchorId="37F05537">
+          <v:rect id="_x0000_i1090" style="width:532.8pt;height:.75pt" o:hrpct="0" o:hralign="center" o:hrstd="t" o:hr="t" fillcolor="#a0a0a0" stroked="f">
+            <v:textbox inset="5.85pt,.7pt,5.85pt,.7pt"/>
+          </v:rect>
+        </w:pict>
+      </w:r>
+    </w:p>
+    <w:p>
+      <w:pPr>
         <w:rPr>
           <w:b/>
           <w:bCs/>
         </w:rPr>
-        <w:t>「〇〇分団 災害報告データ」</w:t>
-      </w:r>
-      <w:r>
-        <w:t> など、分かりやすい名前に変更します。</w:t>
-      </w:r>
-    </w:p>
-    <w:p>
-      <w:pPr>
-        <w:numPr>
-          <w:ilvl w:val="0"/>
-          <w:numId w:val="20"/>
-        </w:numPr>
-      </w:pPr>
+      </w:pPr>
+      <w:r>
+        <w:rPr>
+          <w:rFonts w:ascii="Segoe UI Emoji" w:hAnsi="Segoe UI Emoji" w:cs="Segoe UI Emoji"/>
+          <w:b/>
+          <w:bCs/>
+        </w:rPr>
+        <w:t>📦</w:t>
+      </w:r>
       <w:r>
         <w:rPr>
           <w:b/>
           <w:bCs/>
         </w:rPr>
-        <w:t>【重要】IDのメモ</w:t>
-      </w:r>
-      <w:r>
-        <w:t>：</w:t>
+        <w:t xml:space="preserve"> ステップ2：プログラムのコピー（GitHub）</w:t>
+      </w:r>
+    </w:p>
+    <w:p>
+      <w:r>
+        <w:t>アプリの設計図（プログラム）を、あなたのGitHubアカウントにコピーします。</w:t>
       </w:r>
     </w:p>
     <w:p>
       <w:pPr>
         <w:numPr>
-          <w:ilvl w:val="1"/>
-          <w:numId w:val="20"/>
+          <w:ilvl w:val="0"/>
+          <w:numId w:val="32"/>
         </w:numPr>
       </w:pPr>
       <w:r>
-        <w:t>画面の一番上にあるURL（アドレスバー）に注目してください。</w:t>
+        <w:t>提供元のGitHubのページ （※ここにあなたの公開用GitHubのURLを記載してください）を開きます。</w:t>
       </w:r>
     </w:p>
     <w:p>
       <w:pPr>
         <w:numPr>
-          <w:ilvl w:val="1"/>
-          <w:numId w:val="20"/>
+          <w:ilvl w:val="0"/>
+          <w:numId w:val="32"/>
         </w:numPr>
       </w:pPr>
       <w:r>
-        <w:t>https://docs.google.com/spreadsheets/d/【ここの長い英数字の文字列】/edit</w:t>
-      </w:r>
-    </w:p>
-    <w:p>
-      <w:pPr>
-        <w:numPr>
-          <w:ilvl w:val="1"/>
-          <w:numId w:val="20"/>
-        </w:numPr>
-      </w:pPr>
-      <w:r>
-        <w:t>この d/ と /edit の間にある長い英数字が、この帳簿の </w:t>
+        <w:t>画面の右上にある </w:t>
       </w:r>
       <w:r>
         <w:rPr>
           <w:b/>
           <w:bCs/>
         </w:rPr>
-        <w:t>「スプレッドシートID」</w:t>
-      </w:r>
-      <w:r>
-        <w:t> です。後で使うので、コピーしてメモ帳などに貼り付けておいてください。</w:t>
-      </w:r>
-    </w:p>
-    <w:p>
-      <w:r>
-        <w:pict w14:anchorId="07E7E1D4">
-          <v:rect id="_x0000_i1081" style="width:532.8pt;height:.75pt" o:hrpct="0" o:hralign="center" o:hrstd="t" o:hr="t" fillcolor="#a0a0a0" stroked="f">
-            <v:textbox inset="5.85pt,.7pt,5.85pt,.7pt"/>
-          </v:rect>
-        </w:pict>
-      </w:r>
-    </w:p>
-    <w:p>
-      <w:pPr>
+        <w:t>「Fork（フォーク）」</w:t>
+      </w:r>
+      <w:r>
+        <w:t> というボタンをクリックします。</w:t>
+      </w:r>
+    </w:p>
+    <w:p>
+      <w:pPr>
+        <w:numPr>
+          <w:ilvl w:val="0"/>
+          <w:numId w:val="32"/>
+        </w:numPr>
+      </w:pPr>
+      <w:r>
+        <w:t>そのまま </w:t>
+      </w:r>
+      <w:r>
         <w:rPr>
           <w:b/>
           <w:bCs/>
         </w:rPr>
-      </w:pPr>
-      <w:r>
+        <w:t>「Create fork」</w:t>
+      </w:r>
+      <w:r>
+        <w:t> を押します。</w:t>
+      </w:r>
+    </w:p>
+    <w:p>
+      <w:pPr>
+        <w:numPr>
+          <w:ilvl w:val="1"/>
+          <w:numId w:val="32"/>
+        </w:numPr>
+      </w:pPr>
+      <w:r>
+        <w:t>これで、あなたのGitHubの中に「自分専用のアプリの設計図」がコピーされました！</w:t>
+      </w:r>
+    </w:p>
+    <w:p>
+      <w:r>
+        <w:pict w14:anchorId="1A01DF92">
+          <v:rect id="_x0000_i1091" style="width:532.8pt;height:.75pt" o:hrpct="0" o:hralign="center" o:hrstd="t" o:hr="t" fillcolor="#a0a0a0" stroked="f">
+            <v:textbox inset="5.85pt,.7pt,5.85pt,.7pt"/>
+          </v:rect>
+        </w:pict>
+      </w:r>
+    </w:p>
+    <w:p>
+      <w:pPr>
         <w:rPr>
           <w:b/>
           <w:bCs/>
         </w:rPr>
-        <w:t>第2章：アプリの頭脳（Google Apps Script）を設定しよう</w:t>
-      </w:r>
-    </w:p>
-    <w:p>
-      <w:r>
-        <w:t>スマホと帳簿（スプレッドシート）を繋ぐ「司令塔」を設定します。</w:t>
-      </w:r>
-    </w:p>
-    <w:p>
-      <w:pPr>
-        <w:numPr>
-          <w:ilvl w:val="0"/>
-          <w:numId w:val="21"/>
-        </w:numPr>
-      </w:pPr>
-      <w:r>
-        <w:t>先ほど作ったスプレッドシートの画面で、上部メニューの </w:t>
+      </w:pPr>
+      <w:r>
+        <w:rPr>
+          <w:rFonts w:ascii="Segoe UI Emoji" w:hAnsi="Segoe UI Emoji" w:cs="Segoe UI Emoji"/>
+          <w:b/>
+          <w:bCs/>
+        </w:rPr>
+        <w:t>🔑</w:t>
       </w:r>
       <w:r>
         <w:rPr>
           <w:b/>
           <w:bCs/>
         </w:rPr>
-        <w:t>[拡張機能]</w:t>
-      </w:r>
-      <w:r>
-        <w:t> を押し、 </w:t>
+        <w:t xml:space="preserve"> ステップ3：鍵のセット（ここだけ少し専門的です）</w:t>
+      </w:r>
+    </w:p>
+    <w:p>
+      <w:r>
+        <w:t>ステップ1で取得した「Firebaseの鍵」を、あなたのアプリに教え込みます。</w:t>
+      </w:r>
+    </w:p>
+    <w:p>
+      <w:pPr>
+        <w:numPr>
+          <w:ilvl w:val="0"/>
+          <w:numId w:val="33"/>
+        </w:numPr>
+      </w:pPr>
+      <w:r>
+        <w:t>GitHubにコピーした自分のリポジトリ（設計図のページ）を開きます。</w:t>
+      </w:r>
+    </w:p>
+    <w:p>
+      <w:pPr>
+        <w:numPr>
+          <w:ilvl w:val="0"/>
+          <w:numId w:val="33"/>
+        </w:numPr>
+      </w:pPr>
+      <w:r>
+        <w:t>ファイルの一覧から </w:t>
+      </w:r>
+      <w:proofErr w:type="spellStart"/>
+      <w:r>
+        <w:t>src</w:t>
+      </w:r>
+      <w:proofErr w:type="spellEnd"/>
+      <w:r>
+        <w:t> フォルダをクリックし、その中の config.js をクリックします。</w:t>
+      </w:r>
+    </w:p>
+    <w:p>
+      <w:pPr>
+        <w:numPr>
+          <w:ilvl w:val="0"/>
+          <w:numId w:val="33"/>
+        </w:numPr>
+      </w:pPr>
+      <w:r>
+        <w:t>画面右上の </w:t>
       </w:r>
       <w:r>
         <w:rPr>
           <w:b/>
           <w:bCs/>
         </w:rPr>
-        <w:t>[Apps Script]</w:t>
-      </w:r>
-      <w:r>
-        <w:t> をクリックします。</w:t>
-      </w:r>
-    </w:p>
-    <w:p>
-      <w:pPr>
-        <w:numPr>
-          <w:ilvl w:val="0"/>
-          <w:numId w:val="21"/>
-        </w:numPr>
-      </w:pPr>
-      <w:r>
-        <w:t>新しい画面（プログラムの入力画面）が開きます。左上にある「無題のプロジェクト」を </w:t>
+        <w:t>「</w:t>
+      </w:r>
+      <w:r>
+        <w:rPr>
+          <w:rFonts w:ascii="Segoe UI Symbol" w:hAnsi="Segoe UI Symbol" w:cs="Segoe UI Symbol"/>
+          <w:b/>
+          <w:bCs/>
+        </w:rPr>
+        <w:t>✎</w:t>
       </w:r>
       <w:r>
         <w:rPr>
           <w:b/>
           <w:bCs/>
         </w:rPr>
-        <w:t>「災害報告アプリ_プログラム」</w:t>
-      </w:r>
-      <w:r>
-        <w:t> などに変更します。</w:t>
+        <w:t>（鉛筆マーク）」</w:t>
+      </w:r>
+      <w:r>
+        <w:t> をクリックして編集モードにします。</w:t>
       </w:r>
     </w:p>
     <w:p>
       <w:pPr>
         <w:numPr>
           <w:ilvl w:val="0"/>
-          <w:numId w:val="21"/>
+          <w:numId w:val="33"/>
         </w:numPr>
       </w:pPr>
       <w:r>
-        <w:lastRenderedPageBreak/>
-        <w:t xml:space="preserve">画面の真ん中に function </w:t>
-      </w:r>
+        <w:t>ステップ1でコピーした自分の鍵情報に書き換えます。</w:t>
+      </w:r>
+    </w:p>
+    <w:p>
       <w:proofErr w:type="spellStart"/>
       <w:r>
-        <w:t>myFunction</w:t>
+        <w:t>javascript</w:t>
       </w:r>
       <w:proofErr w:type="spellEnd"/>
-      <w:r>
-        <w:t>() { } と書かれていますが、</w:t>
+    </w:p>
+    <w:p>
+      <w:r>
+        <w:t>// 例：このように自分のものに書き換えます</w:t>
+      </w:r>
+    </w:p>
+    <w:p>
+      <w:r>
+        <w:t xml:space="preserve">export const </w:t>
+      </w:r>
+      <w:proofErr w:type="spellStart"/>
+      <w:r>
+        <w:t>firebaseConfig</w:t>
+      </w:r>
+      <w:proofErr w:type="spellEnd"/>
+      <w:r>
+        <w:t xml:space="preserve"> = {</w:t>
+      </w:r>
+    </w:p>
+    <w:p>
+      <w:r>
+        <w:t xml:space="preserve">  </w:t>
+      </w:r>
+      <w:proofErr w:type="spellStart"/>
+      <w:r>
+        <w:t>apiKey</w:t>
+      </w:r>
+      <w:proofErr w:type="spellEnd"/>
+      <w:r>
+        <w:t>: "</w:t>
+      </w:r>
+      <w:proofErr w:type="spellStart"/>
+      <w:r>
+        <w:t>AIzaSy</w:t>
+      </w:r>
+      <w:proofErr w:type="spellEnd"/>
+      <w:r>
+        <w:t>あなたのキー</w:t>
+      </w:r>
+      <w:proofErr w:type="gramStart"/>
+      <w:r>
+        <w:t>...</w:t>
+      </w:r>
+      <w:proofErr w:type="gramEnd"/>
+      <w:r>
+        <w:t>",</w:t>
+      </w:r>
+    </w:p>
+    <w:p>
+      <w:r>
+        <w:t xml:space="preserve">  </w:t>
+      </w:r>
+      <w:proofErr w:type="spellStart"/>
+      <w:r>
+        <w:t>authDomain</w:t>
+      </w:r>
+      <w:proofErr w:type="spellEnd"/>
+      <w:r>
+        <w:t>: "あなたのプロジェクト.firebaseapp.com",</w:t>
+      </w:r>
+    </w:p>
+    <w:p>
+      <w:r>
+        <w:t xml:space="preserve">  </w:t>
+      </w:r>
+      <w:proofErr w:type="spellStart"/>
+      <w:r>
+        <w:t>projectId</w:t>
+      </w:r>
+      <w:proofErr w:type="spellEnd"/>
+      <w:r>
+        <w:t>: "あなたのプロジェクト",</w:t>
+      </w:r>
+    </w:p>
+    <w:p>
+      <w:r>
+        <w:t xml:space="preserve">  </w:t>
+      </w:r>
+      <w:proofErr w:type="spellStart"/>
+      <w:r>
+        <w:t>storageBucket</w:t>
+      </w:r>
+      <w:proofErr w:type="spellEnd"/>
+      <w:r>
+        <w:t>: "あなたのプロジェクト.</w:t>
+      </w:r>
+      <w:proofErr w:type="spellStart"/>
+      <w:r>
+        <w:t>firebasestorage.app</w:t>
+      </w:r>
+      <w:proofErr w:type="spellEnd"/>
+      <w:r>
+        <w:t>",</w:t>
+      </w:r>
+    </w:p>
+    <w:p>
+      <w:r>
+        <w:t xml:space="preserve">  </w:t>
+      </w:r>
+      <w:proofErr w:type="spellStart"/>
+      <w:r>
+        <w:t>messagingSenderId</w:t>
+      </w:r>
+      <w:proofErr w:type="spellEnd"/>
+      <w:r>
+        <w:t>: "123456789",</w:t>
+      </w:r>
+    </w:p>
+    <w:p>
+      <w:r>
+        <w:t xml:space="preserve">  </w:t>
+      </w:r>
+      <w:proofErr w:type="spellStart"/>
+      <w:r>
+        <w:t>appId</w:t>
+      </w:r>
+      <w:proofErr w:type="spellEnd"/>
+      <w:r>
+        <w:t>: "</w:t>
+      </w:r>
+      <w:proofErr w:type="gramStart"/>
+      <w:r>
+        <w:t>1:123456789:web</w:t>
+      </w:r>
+      <w:proofErr w:type="gramEnd"/>
+      <w:r>
+        <w:t>:abcdefg"</w:t>
+      </w:r>
+    </w:p>
+    <w:p>
+      <w:proofErr w:type="gramStart"/>
+      <w:r>
+        <w:t>};</w:t>
+      </w:r>
+      <w:proofErr w:type="gramEnd"/>
+    </w:p>
+    <w:p>
+      <w:pPr>
+        <w:numPr>
+          <w:ilvl w:val="0"/>
+          <w:numId w:val="33"/>
+        </w:numPr>
+      </w:pPr>
+      <w:r>
+        <w:t>書き換え終わったら、画面右上の緑色のボタン </w:t>
       </w:r>
       <w:r>
         <w:rPr>
           <w:b/>
           <w:bCs/>
         </w:rPr>
-        <w:t>これをすべて消して（Delete）真っ白にします</w:t>
-      </w:r>
-      <w:r>
-        <w:t>。</w:t>
-      </w:r>
-    </w:p>
-    <w:p>
-      <w:pPr>
-        <w:numPr>
-          <w:ilvl w:val="0"/>
-          <w:numId w:val="21"/>
-        </w:numPr>
-      </w:pPr>
-      <w:r>
-        <w:t>受け取ったアプリのデータ一式の中にある backend フォルダを開き、その中の </w:t>
-      </w:r>
+        <w:t>「Commit changes</w:t>
+      </w:r>
+      <w:proofErr w:type="gramStart"/>
       <w:r>
         <w:rPr>
           <w:b/>
           <w:bCs/>
         </w:rPr>
-        <w:t>code.gs</w:t>
-      </w:r>
-      <w:r>
-        <w:t> をメモ帳などで開きます。中の文字をすべてコピーして、先ほどの真っ白な画面に貼り付けます。</w:t>
-      </w:r>
-    </w:p>
-    <w:p>
-      <w:pPr>
-        <w:numPr>
-          <w:ilvl w:val="0"/>
-          <w:numId w:val="21"/>
-        </w:numPr>
-      </w:pPr>
+        <w:t>...</w:t>
+      </w:r>
+      <w:proofErr w:type="gramEnd"/>
       <w:r>
         <w:rPr>
           <w:b/>
           <w:bCs/>
         </w:rPr>
-        <w:t>【重要】IDの紐付け</w:t>
-      </w:r>
-      <w:r>
-        <w:t>：</w:t>
-      </w:r>
-    </w:p>
-    <w:p>
-      <w:pPr>
-        <w:numPr>
-          <w:ilvl w:val="1"/>
-          <w:numId w:val="21"/>
-        </w:numPr>
-      </w:pPr>
-      <w:r>
-        <w:t>貼り付けた文字の一番上付近に、const SPREADSHEET_ID = '...'; と書かれた場所があります。</w:t>
-      </w:r>
-    </w:p>
-    <w:p>
-      <w:pPr>
-        <w:numPr>
-          <w:ilvl w:val="1"/>
-          <w:numId w:val="21"/>
-        </w:numPr>
-      </w:pPr>
-      <w:r>
-        <w:t>この '...' の中の文字を消し、</w:t>
-      </w:r>
-      <w:r>
+        <w:t>」</w:t>
+      </w:r>
+      <w:r>
+        <w:t> を2回押して保存します。</w:t>
+      </w:r>
+    </w:p>
+    <w:p>
+      <w:r>
+        <w:pict w14:anchorId="54EAAD8B">
+          <v:rect id="_x0000_i1092" style="width:532.8pt;height:.75pt" o:hrpct="0" o:hralign="center" o:hrstd="t" o:hr="t" fillcolor="#a0a0a0" stroked="f">
+            <v:textbox inset="5.85pt,.7pt,5.85pt,.7pt"/>
+          </v:rect>
+        </w:pict>
+      </w:r>
+    </w:p>
+    <w:p>
+      <w:pPr>
         <w:rPr>
           <w:b/>
           <w:bCs/>
         </w:rPr>
-        <w:t>第1章でメモした「スプレッドシートID」</w:t>
-      </w:r>
-      <w:r>
-        <w:t> を貼り付けます（両側の ' ' 記号は消さないように注意！）。</w:t>
-      </w:r>
-    </w:p>
-    <w:p>
-      <w:pPr>
-        <w:numPr>
-          <w:ilvl w:val="0"/>
-          <w:numId w:val="21"/>
-        </w:numPr>
-      </w:pPr>
-      <w:r>
-        <w:t>画面上の </w:t>
+      </w:pPr>
+      <w:r>
+        <w:rPr>
+          <w:rFonts w:ascii="Segoe UI Emoji" w:hAnsi="Segoe UI Emoji" w:cs="Segoe UI Emoji"/>
+          <w:b/>
+          <w:bCs/>
+        </w:rPr>
+        <w:t>🚀</w:t>
       </w:r>
       <w:r>
         <w:rPr>
           <w:b/>
           <w:bCs/>
         </w:rPr>
-        <w:t>フロッピーディスクのアイコン（プロジェクトを保存）</w:t>
-      </w:r>
-      <w:r>
-        <w:t> を押します。</w:t>
-      </w:r>
-    </w:p>
-    <w:p>
-      <w:r>
-        <w:rPr>
-          <w:rFonts w:ascii="Segoe UI Emoji" w:hAnsi="Segoe UI Emoji" w:cs="Segoe UI Emoji"/>
-        </w:rPr>
-        <w:t>📌</w:t>
-      </w:r>
-      <w:r>
-        <w:t xml:space="preserve"> 初期設定ボタンを押す</w:t>
+        <w:t xml:space="preserve"> ステップ4：インターネットへの公開（Cloudflare Pages）</w:t>
+      </w:r>
+    </w:p>
+    <w:p>
+      <w:r>
+        <w:t>最後に、書き換えた設計図から実際のアプリを立ち上げます。</w:t>
       </w:r>
     </w:p>
     <w:p>
       <w:pPr>
         <w:numPr>
           <w:ilvl w:val="0"/>
-          <w:numId w:val="22"/>
+          <w:numId w:val="34"/>
         </w:numPr>
       </w:pPr>
-      <w:r>
-        <w:t>保存できたら、画面上部にある </w:t>
+      <w:hyperlink r:id="rId8" w:history="1">
+        <w:r>
+          <w:rPr>
+            <w:rStyle w:val="ae"/>
+            <w:b/>
+            <w:bCs/>
+          </w:rPr>
+          <w:t>Cloudflare ダッシュボード</w:t>
+        </w:r>
+      </w:hyperlink>
+      <w:r>
+        <w:t> にログインします。</w:t>
+      </w:r>
+    </w:p>
+    <w:p>
+      <w:pPr>
+        <w:numPr>
+          <w:ilvl w:val="0"/>
+          <w:numId w:val="34"/>
+        </w:numPr>
+      </w:pPr>
+      <w:r>
+        <w:t>左側のメニューから </w:t>
       </w:r>
       <w:r>
         <w:rPr>
           <w:b/>
           <w:bCs/>
         </w:rPr>
-        <w:t>[実行]</w:t>
-      </w:r>
-      <w:r>
-        <w:t> ボタンの左隣にあるドロップダウンから </w:t>
+        <w:t>「Workers &amp; Pages」</w:t>
+      </w:r>
+      <w:r>
+        <w:t> を選びます。</w:t>
+      </w:r>
+    </w:p>
+    <w:p>
+      <w:pPr>
+        <w:numPr>
+          <w:ilvl w:val="0"/>
+          <w:numId w:val="34"/>
+        </w:numPr>
+      </w:pPr>
+      <w:r>
+        <w:lastRenderedPageBreak/>
+        <w:t>**「作成」**ボタンを押し、タブから </w:t>
       </w:r>
       <w:r>
         <w:rPr>
           <w:b/>
           <w:bCs/>
         </w:rPr>
-        <w:t>「setup」</w:t>
-      </w:r>
-      <w:r>
-        <w:t> を選び、</w:t>
-      </w:r>
+        <w:t>「Pages」</w:t>
+      </w:r>
+      <w:r>
+        <w:t> を選びます。</w:t>
+      </w:r>
+    </w:p>
+    <w:p>
+      <w:pPr>
+        <w:numPr>
+          <w:ilvl w:val="0"/>
+          <w:numId w:val="34"/>
+        </w:numPr>
+      </w:pPr>
       <w:r>
         <w:rPr>
           <w:b/>
           <w:bCs/>
         </w:rPr>
-        <w:t>[実行]</w:t>
-      </w:r>
-      <w:r>
-        <w:t> を押します。</w:t>
+        <w:t>「Git に接続」</w:t>
+      </w:r>
+      <w:r>
+        <w:t> というボタンを押します。（GitHubと連携する画面が出るので承認してください）</w:t>
       </w:r>
     </w:p>
     <w:p>
       <w:pPr>
         <w:numPr>
           <w:ilvl w:val="0"/>
-          <w:numId w:val="22"/>
+          <w:numId w:val="34"/>
         </w:numPr>
       </w:pPr>
       <w:r>
-        <w:t>「承認が必要です」という警告が出ます。これは「あなたのスプレッドシートを操作していいですか？」という確認です。</w:t>
+        <w:t>ステップ2で作った自分の設計図（例：</w:t>
+      </w:r>
+      <w:proofErr w:type="spellStart"/>
+      <w:r>
+        <w:t>SaigaiReport</w:t>
+      </w:r>
+      <w:proofErr w:type="spellEnd"/>
+      <w:r>
+        <w:t>）を選んで、「セットアップの開始」を押します。</w:t>
       </w:r>
     </w:p>
     <w:p>
       <w:pPr>
         <w:numPr>
-          <w:ilvl w:val="1"/>
-          <w:numId w:val="22"/>
+          <w:ilvl w:val="0"/>
+          <w:numId w:val="34"/>
         </w:numPr>
       </w:pPr>
-      <w:r>
-        <w:t>[権限を確認] を押す → 自分のGoogleアカウントを選ぶ</w:t>
-      </w:r>
-    </w:p>
-    <w:p>
-      <w:pPr>
-        <w:numPr>
-          <w:ilvl w:val="1"/>
-          <w:numId w:val="22"/>
-        </w:numPr>
-      </w:pPr>
-      <w:r>
-        <w:t>「Googleが検証していません」と出たら、左下の </w:t>
-      </w:r>
       <w:r>
         <w:rPr>
           <w:b/>
           <w:bCs/>
         </w:rPr>
-        <w:t>[詳細]</w:t>
-      </w:r>
-      <w:r>
-        <w:t> を押し、</w:t>
-      </w:r>
+        <w:t>【重要】ビルドの設定</w:t>
+      </w:r>
+    </w:p>
+    <w:p>
+      <w:pPr>
+        <w:numPr>
+          <w:ilvl w:val="1"/>
+          <w:numId w:val="34"/>
+        </w:numPr>
+      </w:pPr>
+      <w:r>
+        <w:t>以下の通りの設定になっているか確認してください。（違っていれば手入力で直してください）</w:t>
+      </w:r>
+    </w:p>
+    <w:p>
+      <w:pPr>
+        <w:numPr>
+          <w:ilvl w:val="1"/>
+          <w:numId w:val="34"/>
+        </w:numPr>
+      </w:pPr>
       <w:r>
         <w:rPr>
           <w:b/>
           <w:bCs/>
         </w:rPr>
-        <w:t>[〜（安全ではないページ）に移動]</w:t>
-      </w:r>
-      <w:r>
-        <w:t> を押します。</w:t>
+        <w:t>フレームワークのプリセット:</w:t>
+      </w:r>
+      <w:r>
+        <w:t> Vite</w:t>
       </w:r>
     </w:p>
     <w:p>
       <w:pPr>
         <w:numPr>
           <w:ilvl w:val="1"/>
-          <w:numId w:val="22"/>
+          <w:numId w:val="34"/>
         </w:numPr>
       </w:pPr>
-      <w:r>
-        <w:t>一番下の </w:t>
-      </w:r>
       <w:r>
         <w:rPr>
           <w:b/>
           <w:bCs/>
         </w:rPr>
-        <w:t>[許可]</w:t>
-      </w:r>
-      <w:r>
-        <w:t> を押します。</w:t>
+        <w:t>ビルド コマンド:</w:t>
+      </w:r>
+      <w:r>
+        <w:t> </w:t>
+      </w:r>
+      <w:proofErr w:type="spellStart"/>
+      <w:r>
+        <w:t>npm</w:t>
+      </w:r>
+      <w:proofErr w:type="spellEnd"/>
+      <w:r>
+        <w:t xml:space="preserve"> run build</w:t>
       </w:r>
     </w:p>
     <w:p>
       <w:pPr>
         <w:numPr>
-          <w:ilvl w:val="0"/>
-          <w:numId w:val="22"/>
+          <w:ilvl w:val="1"/>
+          <w:numId w:val="34"/>
         </w:numPr>
       </w:pPr>
-      <w:r>
-        <w:t>これでスプレッドシートに「reports（報告用）」などのシートが自動で作成されます！</w:t>
-      </w:r>
-    </w:p>
-    <w:p>
-      <w:r>
-        <w:rPr>
-          <w:rFonts w:ascii="Segoe UI Emoji" w:hAnsi="Segoe UI Emoji" w:cs="Segoe UI Emoji"/>
-        </w:rPr>
-        <w:t>📌</w:t>
-      </w:r>
-      <w:r>
-        <w:t xml:space="preserve"> 司令塔の「受付窓口（URL）」を発行する</w:t>
-      </w:r>
-    </w:p>
-    <w:p>
-      <w:pPr>
-        <w:numPr>
-          <w:ilvl w:val="0"/>
-          <w:numId w:val="23"/>
-        </w:numPr>
-      </w:pPr>
-      <w:r>
-        <w:t>画面右上の青い </w:t>
-      </w:r>
       <w:r>
         <w:rPr>
           <w:b/>
           <w:bCs/>
         </w:rPr>
-        <w:t>[デプロイ]</w:t>
-      </w:r>
-      <w:r>
-        <w:t> ボタンを押し、 </w:t>
+        <w:t>ビルド出力ディレクトリ:</w:t>
+      </w:r>
+      <w:r>
+        <w:t> </w:t>
+      </w:r>
+      <w:proofErr w:type="spellStart"/>
+      <w:r>
+        <w:t>dist</w:t>
+      </w:r>
+      <w:proofErr w:type="spellEnd"/>
+    </w:p>
+    <w:p>
+      <w:pPr>
+        <w:numPr>
+          <w:ilvl w:val="0"/>
+          <w:numId w:val="34"/>
+        </w:numPr>
+      </w:pPr>
+      <w:r>
+        <w:t>設定できたら </w:t>
       </w:r>
       <w:r>
         <w:rPr>
           <w:b/>
           <w:bCs/>
         </w:rPr>
-        <w:t>[新しいデプロイ]</w:t>
-      </w:r>
-      <w:r>
-        <w:t> を選びます。</w:t>
-      </w:r>
-    </w:p>
-    <w:p>
-      <w:pPr>
-        <w:numPr>
-          <w:ilvl w:val="0"/>
-          <w:numId w:val="23"/>
-        </w:numPr>
-      </w:pPr>
-      <w:r>
-        <w:t>左上の </w:t>
-      </w:r>
-      <w:r>
+        <w:t>「保存してデプロイ」</w:t>
+      </w:r>
+      <w:r>
+        <w:t> をクリックします！</w:t>
+      </w:r>
+    </w:p>
+    <w:p>
+      <w:r>
+        <w:t>数分待つと、「</w:t>
+      </w:r>
+      <w:r>
+        <w:rPr>
+          <w:rFonts w:ascii="Segoe UI Emoji" w:hAnsi="Segoe UI Emoji" w:cs="Segoe UI Emoji"/>
+        </w:rPr>
+        <w:t>🎉</w:t>
+      </w:r>
+      <w:r>
+        <w:t xml:space="preserve"> 成功しました」という表示と共に、</w:t>
+      </w:r>
+      <w:proofErr w:type="spellStart"/>
+      <w:r>
+        <w:t>xxx.pages.dev</w:t>
+      </w:r>
+      <w:proofErr w:type="spellEnd"/>
+      <w:r>
+        <w:t> というURLが表示されます。これがあなたのアプリのURLです！</w:t>
+      </w:r>
+    </w:p>
+    <w:p>
+      <w:r>
+        <w:pict w14:anchorId="4A108E9A">
+          <v:rect id="_x0000_i1093" style="width:532.8pt;height:.75pt" o:hrpct="0" o:hralign="center" o:hrstd="t" o:hr="t" fillcolor="#a0a0a0" stroked="f">
+            <v:textbox inset="5.85pt,.7pt,5.85pt,.7pt"/>
+          </v:rect>
+        </w:pict>
+      </w:r>
+    </w:p>
+    <w:p>
+      <w:pPr>
         <w:rPr>
           <w:b/>
           <w:bCs/>
         </w:rPr>
-        <w:t>歯車アイコン</w:t>
-      </w:r>
-      <w:r>
-        <w:t> </w:t>
-      </w:r>
+      </w:pPr>
       <w:r>
         <w:rPr>
           <w:rFonts w:ascii="Segoe UI Emoji" w:hAnsi="Segoe UI Emoji" w:cs="Segoe UI Emoji"/>
+          <w:b/>
+          <w:bCs/>
         </w:rPr>
-        <w:t>⚙️</w:t>
-      </w:r>
-      <w:r>
-        <w:t>を押し、 </w:t>
+        <w:t>📱</w:t>
       </w:r>
       <w:r>
         <w:rPr>
           <w:b/>
           <w:bCs/>
         </w:rPr>
-        <w:t>「ウェブアプリ」</w:t>
-      </w:r>
-      <w:r>
-        <w:t> を選びます。</w:t>
+        <w:t xml:space="preserve"> ステップ5：スマホへのインストール（団員向け）</w:t>
+      </w:r>
+    </w:p>
+    <w:p>
+      <w:r>
+        <w:t>このアプリはApp StoreやGoogle Playからはダウンロードしません。（これをPWAと呼びます）</w:t>
       </w:r>
     </w:p>
     <w:p>
       <w:pPr>
         <w:numPr>
           <w:ilvl w:val="0"/>
-          <w:numId w:val="23"/>
+          <w:numId w:val="35"/>
         </w:numPr>
       </w:pPr>
       <w:r>
-        <w:t>設定を以下のようにします：</w:t>
+        <w:t>各団員のスマートフォン（iPhoneならSafari、AndroidならChrome）で、ステップ4で完成したURLを開いてもらいます。</w:t>
       </w:r>
     </w:p>
     <w:p>
       <w:pPr>
         <w:numPr>
-          <w:ilvl w:val="1"/>
-          <w:numId w:val="23"/>
+          <w:ilvl w:val="0"/>
+          <w:numId w:val="35"/>
         </w:numPr>
       </w:pPr>
-      <w:r>
-        <w:t>説明：空欄でOK</w:t>
-      </w:r>
-    </w:p>
-    <w:p>
-      <w:pPr>
-        <w:numPr>
-          <w:ilvl w:val="1"/>
-          <w:numId w:val="23"/>
-        </w:numPr>
-      </w:pPr>
-      <w:r>
-        <w:t>次のユーザーとして実行：</w:t>
-      </w:r>
       <w:r>
         <w:rPr>
           <w:b/>
           <w:bCs/>
         </w:rPr>
-        <w:t>自分</w:t>
+        <w:t>iPhoneの場合:</w:t>
+      </w:r>
+      <w:r>
+        <w:t> 画面下のメニューの真ん中「共有ボタン（四角から矢印が飛び出たマーク）」を押し、**「ホーム画面に追加」**を選択します。</w:t>
       </w:r>
     </w:p>
     <w:p>
       <w:pPr>
         <w:numPr>
-          <w:ilvl w:val="1"/>
-          <w:numId w:val="23"/>
+          <w:ilvl w:val="0"/>
+          <w:numId w:val="35"/>
         </w:numPr>
       </w:pPr>
-      <w:r>
-        <w:t>アクセスできるユーザー：</w:t>
-      </w:r>
       <w:r>
         <w:rPr>
           <w:b/>
           <w:bCs/>
         </w:rPr>
-        <w:t>全員</w:t>
-      </w:r>
-    </w:p>
-    <w:p>
-      <w:pPr>
-        <w:numPr>
-          <w:ilvl w:val="0"/>
-          <w:numId w:val="23"/>
-        </w:numPr>
-      </w:pPr>
-      <w:r>
-        <w:t>青い </w:t>
+        <w:t>Androidの場合:</w:t>
+      </w:r>
+      <w:r>
+        <w:t> 画面右上の「︙（メニュー）」を押し、**「ホーム画面に追加」</w:t>
       </w:r>
       <w:r>
         <w:rPr>
           <w:b/>
           <w:bCs/>
         </w:rPr>
-        <w:t>[デプロイ]</w:t>
-      </w:r>
-      <w:r>
-        <w:t> ボタンを押します。</w:t>
-      </w:r>
-    </w:p>
-    <w:p>
-      <w:pPr>
-        <w:numPr>
-          <w:ilvl w:val="0"/>
-          <w:numId w:val="23"/>
-        </w:numPr>
-      </w:pPr>
-      <w:r>
-        <w:rPr>
-          <w:b/>
-          <w:bCs/>
-        </w:rPr>
-        <w:t>【重要】URLのメモ</w:t>
-      </w:r>
-      <w:r>
-        <w:t>：</w:t>
-      </w:r>
-    </w:p>
-    <w:p>
-      <w:pPr>
-        <w:numPr>
-          <w:ilvl w:val="1"/>
-          <w:numId w:val="23"/>
-        </w:numPr>
-      </w:pPr>
-      <w:r>
-        <w:t>画面下部に </w:t>
-      </w:r>
-      <w:r>
-        <w:rPr>
-          <w:b/>
-          <w:bCs/>
-        </w:rPr>
-        <w:t>「ウェブアプリのURL」</w:t>
-      </w:r>
-      <w:r>
-        <w:t> （https://script.google.com/macros/s/〜）が表示されます。これがアプリの受付窓口です。コピーしてメモ帳に貼り付けてください。</w:t>
-      </w:r>
-    </w:p>
-    <w:p>
-      <w:r>
-        <w:pict w14:anchorId="65CF2CCC">
-          <v:rect id="_x0000_i1082" style="width:532.8pt;height:.75pt" o:hrpct="0" o:hralign="center" o:hrstd="t" o:hr="t" fillcolor="#a0a0a0" stroked="f">
+        <w:t>または</w:t>
+      </w:r>
+      <w:r>
+        <w:t>「アプリをインストール」**を選択します。</w:t>
+      </w:r>
+    </w:p>
+    <w:p>
+      <w:r>
+        <w:t>これで、普通のアプリと同じようにアイコンが追加され、全画面でスムーズに利用できるようになります。</w:t>
+      </w:r>
+    </w:p>
+    <w:p>
+      <w:r>
+        <w:pict w14:anchorId="783B935E">
+          <v:rect id="_x0000_i1094" style="width:532.8pt;height:.75pt" o:hrpct="0" o:hralign="center" o:hrstd="t" o:hr="t" fillcolor="#a0a0a0" stroked="f">
             <v:textbox inset="5.85pt,.7pt,5.85pt,.7pt"/>
           </v:rect>
         </w:pict>
       </w:r>
     </w:p>
     <w:p>
-      <w:pPr>
-        <w:rPr>
-          <w:b/>
-          <w:bCs/>
-        </w:rPr>
-      </w:pPr>
-      <w:r>
-        <w:rPr>
-          <w:b/>
-          <w:bCs/>
-        </w:rPr>
-        <w:t>第3章：パソコンに専用ソフト（Node.js）を入れよう</w:t>
-      </w:r>
-    </w:p>
-    <w:p>
-      <w:r>
-        <w:lastRenderedPageBreak/>
-        <w:t>次に、アプリの画面（スマホ側のデータ）を組み立てるための準備をします。パソコンで作業するための道具をひとつ入れます。</w:t>
-      </w:r>
-    </w:p>
-    <w:p>
-      <w:pPr>
-        <w:numPr>
-          <w:ilvl w:val="0"/>
-          <w:numId w:val="24"/>
-        </w:numPr>
-      </w:pPr>
-      <w:r>
-        <w:t>インターネットで </w:t>
-      </w:r>
-      <w:r>
-        <w:rPr>
-          <w:b/>
-          <w:bCs/>
-        </w:rPr>
-        <w:t>「Node.js（ノード・ジェイエス）」</w:t>
-      </w:r>
-      <w:r>
-        <w:t> と検索するか、</w:t>
-      </w:r>
-      <w:r>
-        <w:fldChar w:fldCharType="begin"/>
-      </w:r>
-      <w:r>
-        <w:instrText>HYPERLINK "https://nodejs.org/ja"</w:instrText>
-      </w:r>
-      <w:r>
-        <w:fldChar w:fldCharType="separate"/>
-      </w:r>
-      <w:r>
-        <w:rPr>
-          <w:rStyle w:val="ae"/>
-        </w:rPr>
-        <w:t>こちら(https://nodejs.org/ja)</w:t>
-      </w:r>
-      <w:r>
-        <w:fldChar w:fldCharType="end"/>
-      </w:r>
-      <w:r>
-        <w:t> を開きます。</w:t>
-      </w:r>
-    </w:p>
-    <w:p>
-      <w:pPr>
-        <w:numPr>
-          <w:ilvl w:val="0"/>
-          <w:numId w:val="24"/>
-        </w:numPr>
-      </w:pPr>
-      <w:r>
-        <w:rPr>
-          <w:b/>
-          <w:bCs/>
-        </w:rPr>
-        <w:t>「LTS（推奨版）」</w:t>
-      </w:r>
-      <w:r>
-        <w:t> と書かれたボタンを押して、ソフトをダウンロードし、インストールします（画面の指示に従って「次へ」を押し続けるだけで大丈夫です）。</w:t>
-      </w:r>
-    </w:p>
-    <w:p>
-      <w:r>
-        <w:pict w14:anchorId="57F68372">
-          <v:rect id="_x0000_i1083" style="width:532.8pt;height:.75pt" o:hrpct="0" o:hralign="center" o:hrstd="t" o:hr="t" fillcolor="#a0a0a0" stroked="f">
-            <v:textbox inset="5.85pt,.7pt,5.85pt,.7pt"/>
-          </v:rect>
-        </w:pict>
-      </w:r>
-    </w:p>
-    <w:p>
-      <w:pPr>
-        <w:rPr>
-          <w:b/>
-          <w:bCs/>
-        </w:rPr>
-      </w:pPr>
-      <w:r>
-        <w:rPr>
-          <w:b/>
-          <w:bCs/>
-        </w:rPr>
-        <w:t>第4章：自分たちの地域に合わせてカスタマイズしよう（オプション）</w:t>
-      </w:r>
-    </w:p>
-    <w:p>
-      <w:r>
-        <w:t>他の市町村の消防団で使う場合、選べる「所属分団」や「災害内容」を自分たちの地域に合わせて書き換える必要があります。アプリを組み立てる前に、以下のファイルをメモ帳等で開いて書き換えてください。</w:t>
-      </w:r>
-    </w:p>
-    <w:p>
-      <w:r>
-        <w:rPr>
-          <w:rFonts w:ascii="Segoe UI Emoji" w:hAnsi="Segoe UI Emoji" w:cs="Segoe UI Emoji"/>
-        </w:rPr>
-        <w:t>📌</w:t>
-      </w:r>
-      <w:r>
-        <w:t xml:space="preserve"> 1. 「所属分団」の書き換え</w:t>
-      </w:r>
-    </w:p>
-    <w:p>
-      <w:r>
-        <w:t>以下の</w:t>
-      </w:r>
-      <w:r>
-        <w:rPr>
-          <w:b/>
-          <w:bCs/>
-        </w:rPr>
-        <w:t>2つのファイル</w:t>
-      </w:r>
-      <w:r>
-        <w:t>を修正します。</w:t>
-      </w:r>
-    </w:p>
-    <w:p>
-      <w:pPr>
-        <w:numPr>
-          <w:ilvl w:val="0"/>
-          <w:numId w:val="25"/>
-        </w:numPr>
-      </w:pPr>
-      <w:proofErr w:type="spellStart"/>
-      <w:r>
-        <w:rPr>
-          <w:b/>
-          <w:bCs/>
-        </w:rPr>
-        <w:t>src</w:t>
-      </w:r>
-      <w:proofErr w:type="spellEnd"/>
-      <w:r>
-        <w:rPr>
-          <w:b/>
-          <w:bCs/>
-        </w:rPr>
-        <w:t>/pages/</w:t>
-      </w:r>
-      <w:proofErr w:type="spellStart"/>
-      <w:r>
-        <w:rPr>
-          <w:b/>
-          <w:bCs/>
-        </w:rPr>
-        <w:t>ReportForm.jsx</w:t>
-      </w:r>
-      <w:proofErr w:type="spellEnd"/>
-      <w:r>
-        <w:t> （479行目付近） &lt;option value="1分団（久原）"&gt;1分団（久原）&lt;/option&gt; と並んでいる部分を、自分たちの分団名に書き換えます。</w:t>
-      </w:r>
-    </w:p>
-    <w:p>
-      <w:pPr>
-        <w:numPr>
-          <w:ilvl w:val="0"/>
-          <w:numId w:val="25"/>
-        </w:numPr>
-      </w:pPr>
-      <w:proofErr w:type="spellStart"/>
-      <w:r>
-        <w:rPr>
-          <w:b/>
-          <w:bCs/>
-        </w:rPr>
-        <w:t>src</w:t>
-      </w:r>
-      <w:proofErr w:type="spellEnd"/>
-      <w:r>
-        <w:rPr>
-          <w:b/>
-          <w:bCs/>
-        </w:rPr>
-        <w:t>/components/</w:t>
-      </w:r>
-      <w:proofErr w:type="spellStart"/>
-      <w:r>
-        <w:rPr>
-          <w:b/>
-          <w:bCs/>
-        </w:rPr>
-        <w:t>LiveView.jsx</w:t>
-      </w:r>
-      <w:proofErr w:type="spellEnd"/>
-      <w:r>
-        <w:t> （7行目付近） const corps = ['1分団（久原）', ... ]; のリストを同じように書き換えます。'（点）で囲み、,（カンマ）で区切ります。</w:t>
-      </w:r>
-    </w:p>
-    <w:p>
-      <w:r>
-        <w:rPr>
-          <w:rFonts w:ascii="Segoe UI Emoji" w:hAnsi="Segoe UI Emoji" w:cs="Segoe UI Emoji"/>
-        </w:rPr>
-        <w:t>📌</w:t>
-      </w:r>
-      <w:r>
-        <w:t xml:space="preserve"> 2. 「災害内容」の書き換え</w:t>
-      </w:r>
-    </w:p>
-    <w:p>
-      <w:pPr>
-        <w:numPr>
-          <w:ilvl w:val="0"/>
-          <w:numId w:val="26"/>
-        </w:numPr>
-      </w:pPr>
-      <w:proofErr w:type="spellStart"/>
-      <w:r>
-        <w:rPr>
-          <w:b/>
-          <w:bCs/>
-        </w:rPr>
-        <w:t>src</w:t>
-      </w:r>
-      <w:proofErr w:type="spellEnd"/>
-      <w:r>
-        <w:rPr>
-          <w:b/>
-          <w:bCs/>
-        </w:rPr>
-        <w:t>/pages/</w:t>
-      </w:r>
-      <w:proofErr w:type="spellStart"/>
-      <w:r>
-        <w:rPr>
-          <w:b/>
-          <w:bCs/>
-        </w:rPr>
-        <w:t>ReportForm.jsx</w:t>
-      </w:r>
-      <w:proofErr w:type="spellEnd"/>
-      <w:r>
-        <w:t> （173行目付近） const categories = ['落石', '土砂崩れ', ... ]; の中の災害種類を自由に書き換えます。</w:t>
-      </w:r>
-    </w:p>
-    <w:p>
-      <w:r>
-        <w:rPr>
-          <w:rFonts w:ascii="Segoe UI Emoji" w:hAnsi="Segoe UI Emoji" w:cs="Segoe UI Emoji"/>
-        </w:rPr>
-        <w:t>📌</w:t>
-      </w:r>
-      <w:r>
-        <w:t xml:space="preserve"> 3. 「活動状況」の書き換え</w:t>
-      </w:r>
-    </w:p>
-    <w:p>
-      <w:pPr>
-        <w:numPr>
-          <w:ilvl w:val="0"/>
-          <w:numId w:val="27"/>
-        </w:numPr>
-      </w:pPr>
-      <w:proofErr w:type="spellStart"/>
-      <w:r>
-        <w:rPr>
-          <w:b/>
-          <w:bCs/>
-        </w:rPr>
-        <w:t>src</w:t>
-      </w:r>
-      <w:proofErr w:type="spellEnd"/>
-      <w:r>
-        <w:rPr>
-          <w:b/>
-          <w:bCs/>
-        </w:rPr>
-        <w:t>/pages/</w:t>
-      </w:r>
-      <w:proofErr w:type="spellStart"/>
-      <w:r>
-        <w:rPr>
-          <w:b/>
-          <w:bCs/>
-        </w:rPr>
-        <w:t>ReportForm.jsx</w:t>
-      </w:r>
-      <w:proofErr w:type="spellEnd"/>
-      <w:r>
-        <w:t xml:space="preserve"> （182行目付近） const </w:t>
-      </w:r>
-      <w:proofErr w:type="spellStart"/>
-      <w:r>
-        <w:t>statusOptions</w:t>
-      </w:r>
-      <w:proofErr w:type="spellEnd"/>
-      <w:r>
-        <w:t xml:space="preserve"> = [ { label: '対応中', ... } ]; と書かれている部分の label: の右側にある '対応中' 等の文字だけを、使いやすい言葉に書き換えます。（※プログラムが壊れるのを防ぐため、color: などの設定はそのまま残すのがコツです）</w:t>
-      </w:r>
-    </w:p>
-    <w:p>
-      <w:r>
-        <w:pict w14:anchorId="271D977D">
-          <v:rect id="_x0000_i1084" style="width:532.8pt;height:.75pt" o:hrpct="0" o:hralign="center" o:hrstd="t" o:hr="t" fillcolor="#a0a0a0" stroked="f">
-            <v:textbox inset="5.85pt,.7pt,5.85pt,.7pt"/>
-          </v:rect>
-        </w:pict>
-      </w:r>
-    </w:p>
-    <w:p>
-      <w:pPr>
-        <w:rPr>
-          <w:b/>
-          <w:bCs/>
-        </w:rPr>
-      </w:pPr>
-      <w:r>
-        <w:rPr>
-          <w:b/>
-          <w:bCs/>
-        </w:rPr>
-        <w:t>第5章：アプリの画面を作ろう（ファイルの組み立て）</w:t>
-      </w:r>
-    </w:p>
-    <w:p>
-      <w:r>
-        <w:t>第2章で手に入れた「受付窓口（URL）」をアプリに登録して、みんなが使える形（ファイル）に変換・組み立てます。</w:t>
-      </w:r>
-    </w:p>
-    <w:p>
-      <w:pPr>
-        <w:numPr>
-          <w:ilvl w:val="0"/>
-          <w:numId w:val="28"/>
-        </w:numPr>
-      </w:pPr>
-      <w:r>
-        <w:t>受け取ったアプリのデータ（フォルダ）を開きます。</w:t>
-      </w:r>
-    </w:p>
-    <w:p>
-      <w:pPr>
-        <w:numPr>
-          <w:ilvl w:val="0"/>
-          <w:numId w:val="28"/>
-        </w:numPr>
-      </w:pPr>
-      <w:proofErr w:type="spellStart"/>
-      <w:r>
-        <w:t>src</w:t>
-      </w:r>
-      <w:proofErr w:type="spellEnd"/>
-      <w:r>
-        <w:t> フォルダの中にある </w:t>
-      </w:r>
-      <w:r>
-        <w:rPr>
-          <w:b/>
-          <w:bCs/>
-        </w:rPr>
-        <w:t>config.js</w:t>
-      </w:r>
-      <w:r>
-        <w:t> というファイルをメモ帳などで開きます。</w:t>
-      </w:r>
-    </w:p>
-    <w:p>
-      <w:pPr>
-        <w:numPr>
-          <w:ilvl w:val="0"/>
-          <w:numId w:val="28"/>
-        </w:numPr>
-      </w:pPr>
-      <w:r>
-        <w:t>export const GAS_URL = '...'; と書かれた場所の '...' の中の文字を、</w:t>
-      </w:r>
-      <w:r>
-        <w:rPr>
-          <w:b/>
-          <w:bCs/>
-        </w:rPr>
-        <w:t>第2章でメモした「ウェブアプリのURL」</w:t>
-      </w:r>
-      <w:r>
-        <w:t> に書き換えて保存（上書き保存）します。</w:t>
-      </w:r>
-    </w:p>
-    <w:p>
-      <w:pPr>
-        <w:numPr>
-          <w:ilvl w:val="0"/>
-          <w:numId w:val="28"/>
-        </w:numPr>
-      </w:pPr>
-      <w:r>
-        <w:t>次に、アプリのフォルダの何もない場所（背景）でキーボードの </w:t>
-      </w:r>
-      <w:r>
-        <w:rPr>
-          <w:b/>
-          <w:bCs/>
-        </w:rPr>
-        <w:t>「Shift（シフト）キー」</w:t>
-      </w:r>
-      <w:r>
-        <w:t> を押しながら </w:t>
-      </w:r>
-      <w:r>
-        <w:rPr>
-          <w:b/>
-          <w:bCs/>
-        </w:rPr>
-        <w:t>右クリック</w:t>
-      </w:r>
-      <w:r>
-        <w:t> します。</w:t>
-      </w:r>
-    </w:p>
-    <w:p>
-      <w:pPr>
-        <w:numPr>
-          <w:ilvl w:val="0"/>
-          <w:numId w:val="28"/>
-        </w:numPr>
-      </w:pPr>
-      <w:r>
-        <w:lastRenderedPageBreak/>
-        <w:t>メニューから </w:t>
-      </w:r>
-      <w:r>
-        <w:rPr>
-          <w:b/>
-          <w:bCs/>
-        </w:rPr>
-        <w:t>「PowerShell ウィンドウをここで開く」</w:t>
-      </w:r>
-      <w:r>
-        <w:t> （または「ターミナルで開く」）を選びます。すると黒や青の画面が出ます。</w:t>
-      </w:r>
-    </w:p>
-    <w:p>
-      <w:pPr>
-        <w:numPr>
-          <w:ilvl w:val="0"/>
-          <w:numId w:val="28"/>
-        </w:numPr>
-      </w:pPr>
-      <w:r>
-        <w:t>その黒い画面で、以下の文字を入力して </w:t>
-      </w:r>
-      <w:r>
-        <w:rPr>
-          <w:b/>
-          <w:bCs/>
-        </w:rPr>
-        <w:t>Enterキー</w:t>
-      </w:r>
-      <w:r>
-        <w:t> を押します。</w:t>
-      </w:r>
-    </w:p>
-    <w:p>
-      <w:proofErr w:type="spellStart"/>
-      <w:r>
-        <w:t>npm</w:t>
-      </w:r>
-      <w:proofErr w:type="spellEnd"/>
-      <w:r>
-        <w:t xml:space="preserve"> install</w:t>
-      </w:r>
-    </w:p>
-    <w:p>
-      <w:r>
-        <w:t>（※部品を集める作業です。1〜2分ほど文字がバーッと流れます）</w:t>
-      </w:r>
-    </w:p>
-    <w:p>
-      <w:pPr>
-        <w:numPr>
-          <w:ilvl w:val="0"/>
-          <w:numId w:val="28"/>
-        </w:numPr>
-      </w:pPr>
-      <w:r>
-        <w:t>終わったら、続けて以下の文字を入力して </w:t>
-      </w:r>
-      <w:r>
-        <w:rPr>
-          <w:b/>
-          <w:bCs/>
-        </w:rPr>
-        <w:t>Enterキー</w:t>
-      </w:r>
-      <w:r>
-        <w:t> を押します。</w:t>
-      </w:r>
-    </w:p>
-    <w:p>
-      <w:proofErr w:type="spellStart"/>
-      <w:r>
-        <w:t>npm</w:t>
-      </w:r>
-      <w:proofErr w:type="spellEnd"/>
-      <w:r>
-        <w:t xml:space="preserve"> run build</w:t>
-      </w:r>
-    </w:p>
-    <w:p>
-      <w:r>
-        <w:t>（※アプリを最終的な形に仕上げる作業です）</w:t>
-      </w:r>
-    </w:p>
-    <w:p>
-      <w:pPr>
-        <w:numPr>
-          <w:ilvl w:val="0"/>
-          <w:numId w:val="28"/>
-        </w:numPr>
-      </w:pPr>
-      <w:r>
-        <w:t>終わると、アプリのフォルダの中に新しく </w:t>
-      </w:r>
-      <w:proofErr w:type="spellStart"/>
-      <w:r>
-        <w:rPr>
-          <w:b/>
-          <w:bCs/>
-        </w:rPr>
-        <w:t>dist</w:t>
-      </w:r>
-      <w:proofErr w:type="spellEnd"/>
-      <w:r>
-        <w:t> （ディスト）というフォルダが出来上がっています！ これが「完成したアプリの画面データ」です。</w:t>
-      </w:r>
-    </w:p>
-    <w:p>
-      <w:r>
-        <w:pict w14:anchorId="35495F8B">
-          <v:rect id="_x0000_i1085" style="width:532.8pt;height:.75pt" o:hrpct="0" o:hralign="center" o:hrstd="t" o:hr="t" fillcolor="#a0a0a0" stroked="f">
-            <v:textbox inset="5.85pt,.7pt,5.85pt,.7pt"/>
-          </v:rect>
-        </w:pict>
-      </w:r>
-    </w:p>
-    <w:p>
-      <w:pPr>
-        <w:rPr>
-          <w:b/>
-          <w:bCs/>
-        </w:rPr>
-      </w:pPr>
-      <w:r>
-        <w:rPr>
-          <w:b/>
-          <w:bCs/>
-        </w:rPr>
-        <w:t>第6章：いよいよ公開！（みんなのスマホから見られるようにする）</w:t>
-      </w:r>
-    </w:p>
-    <w:p>
-      <w:r>
-        <w:t>あとは、この完成した </w:t>
-      </w:r>
-      <w:proofErr w:type="spellStart"/>
-      <w:r>
-        <w:t>dist</w:t>
-      </w:r>
-      <w:proofErr w:type="spellEnd"/>
-      <w:r>
-        <w:t> フォルダの中身を、インターネット上に置くだけです。今回は「</w:t>
-      </w:r>
-      <w:proofErr w:type="spellStart"/>
-      <w:r>
-        <w:t>Vercel</w:t>
-      </w:r>
-      <w:proofErr w:type="spellEnd"/>
-      <w:r>
-        <w:t>（バーセル）」や「GitHub Pages」といった無料のサービスを使うのが最も簡単でおすすめです。</w:t>
-      </w:r>
-    </w:p>
-    <w:p>
-      <w:r>
-        <w:t>※ここでは、最も簡単な「</w:t>
-      </w:r>
-      <w:proofErr w:type="spellStart"/>
-      <w:r>
-        <w:t>Vercel</w:t>
-      </w:r>
-      <w:proofErr w:type="spellEnd"/>
-      <w:r>
-        <w:t>（バーセル）」を使った例です。</w:t>
-      </w:r>
-    </w:p>
-    <w:p>
-      <w:pPr>
-        <w:numPr>
-          <w:ilvl w:val="0"/>
-          <w:numId w:val="29"/>
-        </w:numPr>
-      </w:pPr>
-      <w:proofErr w:type="spellStart"/>
-      <w:r>
-        <w:t>Vercel</w:t>
-      </w:r>
-      <w:proofErr w:type="spellEnd"/>
-      <w:r>
-        <w:t>（</w:t>
-      </w:r>
-      <w:hyperlink r:id="rId8" w:history="1">
-        <w:r>
-          <w:rPr>
-            <w:rStyle w:val="ae"/>
-          </w:rPr>
-          <w:t>https://vercel.com/）というサイトに登録します。</w:t>
-        </w:r>
-      </w:hyperlink>
-    </w:p>
-    <w:p>
-      <w:pPr>
-        <w:numPr>
-          <w:ilvl w:val="0"/>
-          <w:numId w:val="29"/>
-        </w:numPr>
-      </w:pPr>
-      <w:r>
-        <w:t>画面に、先ほどできた </w:t>
-      </w:r>
-      <w:proofErr w:type="spellStart"/>
-      <w:r>
-        <w:rPr>
-          <w:b/>
-          <w:bCs/>
-        </w:rPr>
-        <w:t>dist</w:t>
-      </w:r>
-      <w:proofErr w:type="spellEnd"/>
-      <w:r>
-        <w:rPr>
-          <w:b/>
-          <w:bCs/>
-        </w:rPr>
-        <w:t> フォルダ</w:t>
-      </w:r>
-      <w:r>
-        <w:t> そのものをドラッグ＆ドロップ（マウスで引っ張ってきて落とす）します。</w:t>
-      </w:r>
-    </w:p>
-    <w:p>
-      <w:pPr>
-        <w:numPr>
-          <w:ilvl w:val="0"/>
-          <w:numId w:val="29"/>
-        </w:numPr>
-      </w:pPr>
-      <w:r>
-        <w:t>数秒待つと、</w:t>
-      </w:r>
-      <w:r>
-        <w:rPr>
-          <w:b/>
-          <w:bCs/>
-        </w:rPr>
-        <w:t>アプリの専用URL</w:t>
-      </w:r>
-      <w:r>
-        <w:t> が発行されます！</w:t>
-      </w:r>
-    </w:p>
-    <w:p>
-      <w:r>
-        <w:rPr>
-          <w:rFonts w:ascii="Segoe UI Emoji" w:hAnsi="Segoe UI Emoji" w:cs="Segoe UI Emoji"/>
-        </w:rPr>
-        <w:t>🎉</w:t>
-      </w:r>
-      <w:r>
-        <w:t> </w:t>
-      </w:r>
-      <w:r>
-        <w:rPr>
-          <w:b/>
-          <w:bCs/>
-        </w:rPr>
-        <w:t>お疲れ様でした！</w:t>
-      </w:r>
-      <w:r>
-        <w:t> </w:t>
-      </w:r>
-      <w:r>
-        <w:rPr>
-          <w:rFonts w:ascii="Segoe UI Emoji" w:hAnsi="Segoe UI Emoji" w:cs="Segoe UI Emoji"/>
-        </w:rPr>
-        <w:t>🎉</w:t>
-      </w:r>
-      <w:r>
-        <w:t xml:space="preserve"> 発行されたURLをLINE等で団の仲間に共有すれば、全員のスマホから災害報告アプリが使えるようになります。</w:t>
+      <w:r>
+        <w:t>お疲れ様でした！これで最新の災害報告アプリの導入は完了です。まずはテスト投稿をお試しください！</w:t>
       </w:r>
     </w:p>
     <w:p/>
@@ -1630,6 +1291,123 @@
 <file path=word/numbering.xml><?xml version="1.0" encoding="utf-8"?>
 <w:numbering xmlns:wpc="http://schemas.microsoft.com/office/word/2010/wordprocessingCanvas" xmlns:cx="http://schemas.microsoft.com/office/drawing/2014/chartex" xmlns:cx1="http://schemas.microsoft.com/office/drawing/2015/9/8/chartex" xmlns:cx2="http://schemas.microsoft.com/office/drawing/2015/10/21/chartex" xmlns:cx3="http://schemas.microsoft.com/office/drawing/2016/5/9/chartex" xmlns:cx4="http://schemas.microsoft.com/office/drawing/2016/5/10/chartex" xmlns:cx5="http://schemas.microsoft.com/office/drawing/2016/5/11/chartex" xmlns:cx6="http://schemas.microsoft.com/office/drawing/2016/5/12/chartex" xmlns:cx7="http://schemas.microsoft.com/office/drawing/2016/5/13/chartex" xmlns:cx8="http://schemas.microsoft.com/office/drawing/2016/5/14/chartex" xmlns:mc="http://schemas.openxmlformats.org/markup-compatibility/2006" xmlns:aink="http://schemas.microsoft.com/office/drawing/2016/ink" xmlns:am3d="http://schemas.microsoft.com/office/drawing/2017/model3d" xmlns:o="urn:schemas-microsoft-com:office:office" xmlns:oel="http://schemas.microsoft.com/office/2019/extlst" xmlns:r="http://schemas.openxmlformats.org/officeDocument/2006/relationships" xmlns:m="http://schemas.openxmlformats.org/officeDocument/2006/math" xmlns:v="urn:schemas-microsoft-com:vml" xmlns:wp14="http://schemas.microsoft.com/office/word/2010/wordprocessingDrawing" xmlns:wp="http://schemas.openxmlformats.org/drawingml/2006/wordprocessingDrawing" xmlns:w10="urn:schemas-microsoft-com:office:word" xmlns:w="http://schemas.openxmlformats.org/wordprocessingml/2006/main" xmlns:w14="http://schemas.microsoft.com/office/word/2010/wordml" xmlns:w15="http://schemas.microsoft.com/office/word/2012/wordml" xmlns:w16cex="http://schemas.microsoft.com/office/word/2018/wordml/cex" xmlns:w16cid="http://schemas.microsoft.com/office/word/2016/wordml/cid" xmlns:w16="http://schemas.microsoft.com/office/word/2018/wordml" xmlns:w16du="http://schemas.microsoft.com/office/word/2023/wordml/word16du" xmlns:w16sdtdh="http://schemas.microsoft.com/office/word/2020/wordml/sdtdatahash" xmlns:w16sdtfl="http://schemas.microsoft.com/office/word/2024/wordml/sdtformatlock" xmlns:w16se="http://schemas.microsoft.com/office/word/2015/wordml/symex" xmlns:wpg="http://schemas.microsoft.com/office/word/2010/wordprocessingGroup" xmlns:wpi="http://schemas.microsoft.com/office/word/2010/wordprocessingInk" xmlns:wne="http://schemas.microsoft.com/office/word/2006/wordml" xmlns:wps="http://schemas.microsoft.com/office/word/2010/wordprocessingShape" mc:Ignorable="w14 w15 w16se w16cid w16 w16cex w16sdtdh w16sdtfl w16du wp14">
   <w:abstractNum w:abstractNumId="0" w15:restartNumberingAfterBreak="0">
+    <w:nsid w:val="024536C3"/>
+    <w:multiLevelType w:val="multilevel"/>
+    <w:tmpl w:val="1EA64EFA"/>
+    <w:lvl w:ilvl="0">
+      <w:start w:val="1"/>
+      <w:numFmt w:val="decimal"/>
+      <w:lvlText w:val="%1."/>
+      <w:lvlJc w:val="left"/>
+      <w:pPr>
+        <w:tabs>
+          <w:tab w:val="num" w:pos="720"/>
+        </w:tabs>
+        <w:ind w:left="720" w:hanging="360"/>
+      </w:pPr>
+    </w:lvl>
+    <w:lvl w:ilvl="1">
+      <w:start w:val="1"/>
+      <w:numFmt w:val="bullet"/>
+      <w:lvlText w:val=""/>
+      <w:lvlJc w:val="left"/>
+      <w:pPr>
+        <w:tabs>
+          <w:tab w:val="num" w:pos="1440"/>
+        </w:tabs>
+        <w:ind w:left="1440" w:hanging="360"/>
+      </w:pPr>
+      <w:rPr>
+        <w:rFonts w:ascii="Symbol" w:hAnsi="Symbol" w:hint="default"/>
+        <w:sz w:val="20"/>
+      </w:rPr>
+    </w:lvl>
+    <w:lvl w:ilvl="2" w:tentative="1">
+      <w:start w:val="1"/>
+      <w:numFmt w:val="decimal"/>
+      <w:lvlText w:val="%3."/>
+      <w:lvlJc w:val="left"/>
+      <w:pPr>
+        <w:tabs>
+          <w:tab w:val="num" w:pos="2160"/>
+        </w:tabs>
+        <w:ind w:left="2160" w:hanging="360"/>
+      </w:pPr>
+    </w:lvl>
+    <w:lvl w:ilvl="3" w:tentative="1">
+      <w:start w:val="1"/>
+      <w:numFmt w:val="decimal"/>
+      <w:lvlText w:val="%4."/>
+      <w:lvlJc w:val="left"/>
+      <w:pPr>
+        <w:tabs>
+          <w:tab w:val="num" w:pos="2880"/>
+        </w:tabs>
+        <w:ind w:left="2880" w:hanging="360"/>
+      </w:pPr>
+    </w:lvl>
+    <w:lvl w:ilvl="4" w:tentative="1">
+      <w:start w:val="1"/>
+      <w:numFmt w:val="decimal"/>
+      <w:lvlText w:val="%5."/>
+      <w:lvlJc w:val="left"/>
+      <w:pPr>
+        <w:tabs>
+          <w:tab w:val="num" w:pos="3600"/>
+        </w:tabs>
+        <w:ind w:left="3600" w:hanging="360"/>
+      </w:pPr>
+    </w:lvl>
+    <w:lvl w:ilvl="5" w:tentative="1">
+      <w:start w:val="1"/>
+      <w:numFmt w:val="decimal"/>
+      <w:lvlText w:val="%6."/>
+      <w:lvlJc w:val="left"/>
+      <w:pPr>
+        <w:tabs>
+          <w:tab w:val="num" w:pos="4320"/>
+        </w:tabs>
+        <w:ind w:left="4320" w:hanging="360"/>
+      </w:pPr>
+    </w:lvl>
+    <w:lvl w:ilvl="6" w:tentative="1">
+      <w:start w:val="1"/>
+      <w:numFmt w:val="decimal"/>
+      <w:lvlText w:val="%7."/>
+      <w:lvlJc w:val="left"/>
+      <w:pPr>
+        <w:tabs>
+          <w:tab w:val="num" w:pos="5040"/>
+        </w:tabs>
+        <w:ind w:left="5040" w:hanging="360"/>
+      </w:pPr>
+    </w:lvl>
+    <w:lvl w:ilvl="7" w:tentative="1">
+      <w:start w:val="1"/>
+      <w:numFmt w:val="decimal"/>
+      <w:lvlText w:val="%8."/>
+      <w:lvlJc w:val="left"/>
+      <w:pPr>
+        <w:tabs>
+          <w:tab w:val="num" w:pos="5760"/>
+        </w:tabs>
+        <w:ind w:left="5760" w:hanging="360"/>
+      </w:pPr>
+    </w:lvl>
+    <w:lvl w:ilvl="8" w:tentative="1">
+      <w:start w:val="1"/>
+      <w:numFmt w:val="decimal"/>
+      <w:lvlText w:val="%9."/>
+      <w:lvlJc w:val="left"/>
+      <w:pPr>
+        <w:tabs>
+          <w:tab w:val="num" w:pos="6480"/>
+        </w:tabs>
+        <w:ind w:left="6480" w:hanging="360"/>
+      </w:pPr>
+    </w:lvl>
+  </w:abstractNum>
+  <w:abstractNum w:abstractNumId="1" w15:restartNumberingAfterBreak="0">
     <w:nsid w:val="03AD270D"/>
     <w:multiLevelType w:val="multilevel"/>
     <w:tmpl w:val="98183DF0"/>
@@ -1742,7 +1520,7 @@
       </w:pPr>
     </w:lvl>
   </w:abstractNum>
-  <w:abstractNum w:abstractNumId="1" w15:restartNumberingAfterBreak="0">
+  <w:abstractNum w:abstractNumId="2" w15:restartNumberingAfterBreak="0">
     <w:nsid w:val="049742DB"/>
     <w:multiLevelType w:val="multilevel"/>
     <w:tmpl w:val="23A28988"/>
@@ -1855,7 +1633,7 @@
       </w:pPr>
     </w:lvl>
   </w:abstractNum>
-  <w:abstractNum w:abstractNumId="2" w15:restartNumberingAfterBreak="0">
+  <w:abstractNum w:abstractNumId="3" w15:restartNumberingAfterBreak="0">
     <w:nsid w:val="07E75AF8"/>
     <w:multiLevelType w:val="multilevel"/>
     <w:tmpl w:val="2E6A1C14"/>
@@ -1968,7 +1746,7 @@
       </w:pPr>
     </w:lvl>
   </w:abstractNum>
-  <w:abstractNum w:abstractNumId="3" w15:restartNumberingAfterBreak="0">
+  <w:abstractNum w:abstractNumId="4" w15:restartNumberingAfterBreak="0">
     <w:nsid w:val="109D08E5"/>
     <w:multiLevelType w:val="multilevel"/>
     <w:tmpl w:val="E65884A4"/>
@@ -2081,7 +1859,7 @@
       </w:pPr>
     </w:lvl>
   </w:abstractNum>
-  <w:abstractNum w:abstractNumId="4" w15:restartNumberingAfterBreak="0">
+  <w:abstractNum w:abstractNumId="5" w15:restartNumberingAfterBreak="0">
     <w:nsid w:val="11E54005"/>
     <w:multiLevelType w:val="multilevel"/>
     <w:tmpl w:val="80142748"/>
@@ -2194,7 +1972,7 @@
       </w:pPr>
     </w:lvl>
   </w:abstractNum>
-  <w:abstractNum w:abstractNumId="5" w15:restartNumberingAfterBreak="0">
+  <w:abstractNum w:abstractNumId="6" w15:restartNumberingAfterBreak="0">
     <w:nsid w:val="14181FD7"/>
     <w:multiLevelType w:val="multilevel"/>
     <w:tmpl w:val="73529AEC"/>
@@ -2343,7 +2121,7 @@
       </w:rPr>
     </w:lvl>
   </w:abstractNum>
-  <w:abstractNum w:abstractNumId="6" w15:restartNumberingAfterBreak="0">
+  <w:abstractNum w:abstractNumId="7" w15:restartNumberingAfterBreak="0">
     <w:nsid w:val="1CE81DC6"/>
     <w:multiLevelType w:val="multilevel"/>
     <w:tmpl w:val="B2445602"/>
@@ -2460,7 +2238,7 @@
       </w:pPr>
     </w:lvl>
   </w:abstractNum>
-  <w:abstractNum w:abstractNumId="7" w15:restartNumberingAfterBreak="0">
+  <w:abstractNum w:abstractNumId="8" w15:restartNumberingAfterBreak="0">
     <w:nsid w:val="1E723998"/>
     <w:multiLevelType w:val="multilevel"/>
     <w:tmpl w:val="99107166"/>
@@ -2577,7 +2355,7 @@
       </w:pPr>
     </w:lvl>
   </w:abstractNum>
-  <w:abstractNum w:abstractNumId="8" w15:restartNumberingAfterBreak="0">
+  <w:abstractNum w:abstractNumId="9" w15:restartNumberingAfterBreak="0">
     <w:nsid w:val="21F90954"/>
     <w:multiLevelType w:val="multilevel"/>
     <w:tmpl w:val="0A62929C"/>
@@ -2694,7 +2472,120 @@
       </w:pPr>
     </w:lvl>
   </w:abstractNum>
-  <w:abstractNum w:abstractNumId="9" w15:restartNumberingAfterBreak="0">
+  <w:abstractNum w:abstractNumId="10" w15:restartNumberingAfterBreak="0">
+    <w:nsid w:val="23675E50"/>
+    <w:multiLevelType w:val="multilevel"/>
+    <w:tmpl w:val="00204D60"/>
+    <w:lvl w:ilvl="0">
+      <w:start w:val="1"/>
+      <w:numFmt w:val="decimal"/>
+      <w:lvlText w:val="%1."/>
+      <w:lvlJc w:val="left"/>
+      <w:pPr>
+        <w:tabs>
+          <w:tab w:val="num" w:pos="720"/>
+        </w:tabs>
+        <w:ind w:left="720" w:hanging="360"/>
+      </w:pPr>
+    </w:lvl>
+    <w:lvl w:ilvl="1" w:tentative="1">
+      <w:start w:val="1"/>
+      <w:numFmt w:val="decimal"/>
+      <w:lvlText w:val="%2."/>
+      <w:lvlJc w:val="left"/>
+      <w:pPr>
+        <w:tabs>
+          <w:tab w:val="num" w:pos="1440"/>
+        </w:tabs>
+        <w:ind w:left="1440" w:hanging="360"/>
+      </w:pPr>
+    </w:lvl>
+    <w:lvl w:ilvl="2" w:tentative="1">
+      <w:start w:val="1"/>
+      <w:numFmt w:val="decimal"/>
+      <w:lvlText w:val="%3."/>
+      <w:lvlJc w:val="left"/>
+      <w:pPr>
+        <w:tabs>
+          <w:tab w:val="num" w:pos="2160"/>
+        </w:tabs>
+        <w:ind w:left="2160" w:hanging="360"/>
+      </w:pPr>
+    </w:lvl>
+    <w:lvl w:ilvl="3" w:tentative="1">
+      <w:start w:val="1"/>
+      <w:numFmt w:val="decimal"/>
+      <w:lvlText w:val="%4."/>
+      <w:lvlJc w:val="left"/>
+      <w:pPr>
+        <w:tabs>
+          <w:tab w:val="num" w:pos="2880"/>
+        </w:tabs>
+        <w:ind w:left="2880" w:hanging="360"/>
+      </w:pPr>
+    </w:lvl>
+    <w:lvl w:ilvl="4" w:tentative="1">
+      <w:start w:val="1"/>
+      <w:numFmt w:val="decimal"/>
+      <w:lvlText w:val="%5."/>
+      <w:lvlJc w:val="left"/>
+      <w:pPr>
+        <w:tabs>
+          <w:tab w:val="num" w:pos="3600"/>
+        </w:tabs>
+        <w:ind w:left="3600" w:hanging="360"/>
+      </w:pPr>
+    </w:lvl>
+    <w:lvl w:ilvl="5" w:tentative="1">
+      <w:start w:val="1"/>
+      <w:numFmt w:val="decimal"/>
+      <w:lvlText w:val="%6."/>
+      <w:lvlJc w:val="left"/>
+      <w:pPr>
+        <w:tabs>
+          <w:tab w:val="num" w:pos="4320"/>
+        </w:tabs>
+        <w:ind w:left="4320" w:hanging="360"/>
+      </w:pPr>
+    </w:lvl>
+    <w:lvl w:ilvl="6" w:tentative="1">
+      <w:start w:val="1"/>
+      <w:numFmt w:val="decimal"/>
+      <w:lvlText w:val="%7."/>
+      <w:lvlJc w:val="left"/>
+      <w:pPr>
+        <w:tabs>
+          <w:tab w:val="num" w:pos="5040"/>
+        </w:tabs>
+        <w:ind w:left="5040" w:hanging="360"/>
+      </w:pPr>
+    </w:lvl>
+    <w:lvl w:ilvl="7" w:tentative="1">
+      <w:start w:val="1"/>
+      <w:numFmt w:val="decimal"/>
+      <w:lvlText w:val="%8."/>
+      <w:lvlJc w:val="left"/>
+      <w:pPr>
+        <w:tabs>
+          <w:tab w:val="num" w:pos="5760"/>
+        </w:tabs>
+        <w:ind w:left="5760" w:hanging="360"/>
+      </w:pPr>
+    </w:lvl>
+    <w:lvl w:ilvl="8" w:tentative="1">
+      <w:start w:val="1"/>
+      <w:numFmt w:val="decimal"/>
+      <w:lvlText w:val="%9."/>
+      <w:lvlJc w:val="left"/>
+      <w:pPr>
+        <w:tabs>
+          <w:tab w:val="num" w:pos="6480"/>
+        </w:tabs>
+        <w:ind w:left="6480" w:hanging="360"/>
+      </w:pPr>
+    </w:lvl>
+  </w:abstractNum>
+  <w:abstractNum w:abstractNumId="11" w15:restartNumberingAfterBreak="0">
     <w:nsid w:val="27EB2B9B"/>
     <w:multiLevelType w:val="multilevel"/>
     <w:tmpl w:val="21B4670C"/>
@@ -2807,7 +2698,7 @@
       </w:pPr>
     </w:lvl>
   </w:abstractNum>
-  <w:abstractNum w:abstractNumId="10" w15:restartNumberingAfterBreak="0">
+  <w:abstractNum w:abstractNumId="12" w15:restartNumberingAfterBreak="0">
     <w:nsid w:val="294B58A8"/>
     <w:multiLevelType w:val="multilevel"/>
     <w:tmpl w:val="C98A501C"/>
@@ -2924,7 +2815,120 @@
       </w:pPr>
     </w:lvl>
   </w:abstractNum>
-  <w:abstractNum w:abstractNumId="11" w15:restartNumberingAfterBreak="0">
+  <w:abstractNum w:abstractNumId="13" w15:restartNumberingAfterBreak="0">
+    <w:nsid w:val="2E605474"/>
+    <w:multiLevelType w:val="multilevel"/>
+    <w:tmpl w:val="536A7D22"/>
+    <w:lvl w:ilvl="0">
+      <w:start w:val="1"/>
+      <w:numFmt w:val="decimal"/>
+      <w:lvlText w:val="%1."/>
+      <w:lvlJc w:val="left"/>
+      <w:pPr>
+        <w:tabs>
+          <w:tab w:val="num" w:pos="720"/>
+        </w:tabs>
+        <w:ind w:left="720" w:hanging="360"/>
+      </w:pPr>
+    </w:lvl>
+    <w:lvl w:ilvl="1" w:tentative="1">
+      <w:start w:val="1"/>
+      <w:numFmt w:val="decimal"/>
+      <w:lvlText w:val="%2."/>
+      <w:lvlJc w:val="left"/>
+      <w:pPr>
+        <w:tabs>
+          <w:tab w:val="num" w:pos="1440"/>
+        </w:tabs>
+        <w:ind w:left="1440" w:hanging="360"/>
+      </w:pPr>
+    </w:lvl>
+    <w:lvl w:ilvl="2" w:tentative="1">
+      <w:start w:val="1"/>
+      <w:numFmt w:val="decimal"/>
+      <w:lvlText w:val="%3."/>
+      <w:lvlJc w:val="left"/>
+      <w:pPr>
+        <w:tabs>
+          <w:tab w:val="num" w:pos="2160"/>
+        </w:tabs>
+        <w:ind w:left="2160" w:hanging="360"/>
+      </w:pPr>
+    </w:lvl>
+    <w:lvl w:ilvl="3" w:tentative="1">
+      <w:start w:val="1"/>
+      <w:numFmt w:val="decimal"/>
+      <w:lvlText w:val="%4."/>
+      <w:lvlJc w:val="left"/>
+      <w:pPr>
+        <w:tabs>
+          <w:tab w:val="num" w:pos="2880"/>
+        </w:tabs>
+        <w:ind w:left="2880" w:hanging="360"/>
+      </w:pPr>
+    </w:lvl>
+    <w:lvl w:ilvl="4" w:tentative="1">
+      <w:start w:val="1"/>
+      <w:numFmt w:val="decimal"/>
+      <w:lvlText w:val="%5."/>
+      <w:lvlJc w:val="left"/>
+      <w:pPr>
+        <w:tabs>
+          <w:tab w:val="num" w:pos="3600"/>
+        </w:tabs>
+        <w:ind w:left="3600" w:hanging="360"/>
+      </w:pPr>
+    </w:lvl>
+    <w:lvl w:ilvl="5" w:tentative="1">
+      <w:start w:val="1"/>
+      <w:numFmt w:val="decimal"/>
+      <w:lvlText w:val="%6."/>
+      <w:lvlJc w:val="left"/>
+      <w:pPr>
+        <w:tabs>
+          <w:tab w:val="num" w:pos="4320"/>
+        </w:tabs>
+        <w:ind w:left="4320" w:hanging="360"/>
+      </w:pPr>
+    </w:lvl>
+    <w:lvl w:ilvl="6" w:tentative="1">
+      <w:start w:val="1"/>
+      <w:numFmt w:val="decimal"/>
+      <w:lvlText w:val="%7."/>
+      <w:lvlJc w:val="left"/>
+      <w:pPr>
+        <w:tabs>
+          <w:tab w:val="num" w:pos="5040"/>
+        </w:tabs>
+        <w:ind w:left="5040" w:hanging="360"/>
+      </w:pPr>
+    </w:lvl>
+    <w:lvl w:ilvl="7" w:tentative="1">
+      <w:start w:val="1"/>
+      <w:numFmt w:val="decimal"/>
+      <w:lvlText w:val="%8."/>
+      <w:lvlJc w:val="left"/>
+      <w:pPr>
+        <w:tabs>
+          <w:tab w:val="num" w:pos="5760"/>
+        </w:tabs>
+        <w:ind w:left="5760" w:hanging="360"/>
+      </w:pPr>
+    </w:lvl>
+    <w:lvl w:ilvl="8" w:tentative="1">
+      <w:start w:val="1"/>
+      <w:numFmt w:val="decimal"/>
+      <w:lvlText w:val="%9."/>
+      <w:lvlJc w:val="left"/>
+      <w:pPr>
+        <w:tabs>
+          <w:tab w:val="num" w:pos="6480"/>
+        </w:tabs>
+        <w:ind w:left="6480" w:hanging="360"/>
+      </w:pPr>
+    </w:lvl>
+  </w:abstractNum>
+  <w:abstractNum w:abstractNumId="14" w15:restartNumberingAfterBreak="0">
     <w:nsid w:val="36370D2E"/>
     <w:multiLevelType w:val="multilevel"/>
     <w:tmpl w:val="94ECB1D2"/>
@@ -3041,7 +3045,7 @@
       </w:pPr>
     </w:lvl>
   </w:abstractNum>
-  <w:abstractNum w:abstractNumId="12" w15:restartNumberingAfterBreak="0">
+  <w:abstractNum w:abstractNumId="15" w15:restartNumberingAfterBreak="0">
     <w:nsid w:val="41E1137B"/>
     <w:multiLevelType w:val="multilevel"/>
     <w:tmpl w:val="2550D75C"/>
@@ -3158,7 +3162,7 @@
       </w:pPr>
     </w:lvl>
   </w:abstractNum>
-  <w:abstractNum w:abstractNumId="13" w15:restartNumberingAfterBreak="0">
+  <w:abstractNum w:abstractNumId="16" w15:restartNumberingAfterBreak="0">
     <w:nsid w:val="4BA425CA"/>
     <w:multiLevelType w:val="multilevel"/>
     <w:tmpl w:val="BE94DB62"/>
@@ -3275,7 +3279,7 @@
       </w:pPr>
     </w:lvl>
   </w:abstractNum>
-  <w:abstractNum w:abstractNumId="14" w15:restartNumberingAfterBreak="0">
+  <w:abstractNum w:abstractNumId="17" w15:restartNumberingAfterBreak="0">
     <w:nsid w:val="4CFB010C"/>
     <w:multiLevelType w:val="multilevel"/>
     <w:tmpl w:val="9BF48424"/>
@@ -3388,7 +3392,7 @@
       </w:pPr>
     </w:lvl>
   </w:abstractNum>
-  <w:abstractNum w:abstractNumId="15" w15:restartNumberingAfterBreak="0">
+  <w:abstractNum w:abstractNumId="18" w15:restartNumberingAfterBreak="0">
     <w:nsid w:val="51446CAA"/>
     <w:multiLevelType w:val="multilevel"/>
     <w:tmpl w:val="181C55A2"/>
@@ -3501,7 +3505,7 @@
       </w:pPr>
     </w:lvl>
   </w:abstractNum>
-  <w:abstractNum w:abstractNumId="16" w15:restartNumberingAfterBreak="0">
+  <w:abstractNum w:abstractNumId="19" w15:restartNumberingAfterBreak="0">
     <w:nsid w:val="57C2707A"/>
     <w:multiLevelType w:val="multilevel"/>
     <w:tmpl w:val="927A001C"/>
@@ -3618,7 +3622,124 @@
       </w:pPr>
     </w:lvl>
   </w:abstractNum>
-  <w:abstractNum w:abstractNumId="17" w15:restartNumberingAfterBreak="0">
+  <w:abstractNum w:abstractNumId="20" w15:restartNumberingAfterBreak="0">
+    <w:nsid w:val="57E47FDC"/>
+    <w:multiLevelType w:val="multilevel"/>
+    <w:tmpl w:val="DED42A06"/>
+    <w:lvl w:ilvl="0">
+      <w:start w:val="1"/>
+      <w:numFmt w:val="decimal"/>
+      <w:lvlText w:val="%1."/>
+      <w:lvlJc w:val="left"/>
+      <w:pPr>
+        <w:tabs>
+          <w:tab w:val="num" w:pos="720"/>
+        </w:tabs>
+        <w:ind w:left="720" w:hanging="360"/>
+      </w:pPr>
+    </w:lvl>
+    <w:lvl w:ilvl="1">
+      <w:start w:val="1"/>
+      <w:numFmt w:val="bullet"/>
+      <w:lvlText w:val=""/>
+      <w:lvlJc w:val="left"/>
+      <w:pPr>
+        <w:tabs>
+          <w:tab w:val="num" w:pos="1440"/>
+        </w:tabs>
+        <w:ind w:left="1440" w:hanging="360"/>
+      </w:pPr>
+      <w:rPr>
+        <w:rFonts w:ascii="Symbol" w:hAnsi="Symbol" w:hint="default"/>
+        <w:sz w:val="20"/>
+      </w:rPr>
+    </w:lvl>
+    <w:lvl w:ilvl="2" w:tentative="1">
+      <w:start w:val="1"/>
+      <w:numFmt w:val="decimal"/>
+      <w:lvlText w:val="%3."/>
+      <w:lvlJc w:val="left"/>
+      <w:pPr>
+        <w:tabs>
+          <w:tab w:val="num" w:pos="2160"/>
+        </w:tabs>
+        <w:ind w:left="2160" w:hanging="360"/>
+      </w:pPr>
+    </w:lvl>
+    <w:lvl w:ilvl="3" w:tentative="1">
+      <w:start w:val="1"/>
+      <w:numFmt w:val="decimal"/>
+      <w:lvlText w:val="%4."/>
+      <w:lvlJc w:val="left"/>
+      <w:pPr>
+        <w:tabs>
+          <w:tab w:val="num" w:pos="2880"/>
+        </w:tabs>
+        <w:ind w:left="2880" w:hanging="360"/>
+      </w:pPr>
+    </w:lvl>
+    <w:lvl w:ilvl="4" w:tentative="1">
+      <w:start w:val="1"/>
+      <w:numFmt w:val="decimal"/>
+      <w:lvlText w:val="%5."/>
+      <w:lvlJc w:val="left"/>
+      <w:pPr>
+        <w:tabs>
+          <w:tab w:val="num" w:pos="3600"/>
+        </w:tabs>
+        <w:ind w:left="3600" w:hanging="360"/>
+      </w:pPr>
+    </w:lvl>
+    <w:lvl w:ilvl="5" w:tentative="1">
+      <w:start w:val="1"/>
+      <w:numFmt w:val="decimal"/>
+      <w:lvlText w:val="%6."/>
+      <w:lvlJc w:val="left"/>
+      <w:pPr>
+        <w:tabs>
+          <w:tab w:val="num" w:pos="4320"/>
+        </w:tabs>
+        <w:ind w:left="4320" w:hanging="360"/>
+      </w:pPr>
+    </w:lvl>
+    <w:lvl w:ilvl="6" w:tentative="1">
+      <w:start w:val="1"/>
+      <w:numFmt w:val="decimal"/>
+      <w:lvlText w:val="%7."/>
+      <w:lvlJc w:val="left"/>
+      <w:pPr>
+        <w:tabs>
+          <w:tab w:val="num" w:pos="5040"/>
+        </w:tabs>
+        <w:ind w:left="5040" w:hanging="360"/>
+      </w:pPr>
+    </w:lvl>
+    <w:lvl w:ilvl="7" w:tentative="1">
+      <w:start w:val="1"/>
+      <w:numFmt w:val="decimal"/>
+      <w:lvlText w:val="%8."/>
+      <w:lvlJc w:val="left"/>
+      <w:pPr>
+        <w:tabs>
+          <w:tab w:val="num" w:pos="5760"/>
+        </w:tabs>
+        <w:ind w:left="5760" w:hanging="360"/>
+      </w:pPr>
+    </w:lvl>
+    <w:lvl w:ilvl="8" w:tentative="1">
+      <w:start w:val="1"/>
+      <w:numFmt w:val="decimal"/>
+      <w:lvlText w:val="%9."/>
+      <w:lvlJc w:val="left"/>
+      <w:pPr>
+        <w:tabs>
+          <w:tab w:val="num" w:pos="6480"/>
+        </w:tabs>
+        <w:ind w:left="6480" w:hanging="360"/>
+      </w:pPr>
+    </w:lvl>
+  </w:abstractNum>
+  <w:abstractNum w:abstractNumId="21" w15:restartNumberingAfterBreak="0">
     <w:nsid w:val="58AE6030"/>
     <w:multiLevelType w:val="multilevel"/>
     <w:tmpl w:val="DD6C02A2"/>
@@ -3767,7 +3888,7 @@
       </w:rPr>
     </w:lvl>
   </w:abstractNum>
-  <w:abstractNum w:abstractNumId="18" w15:restartNumberingAfterBreak="0">
+  <w:abstractNum w:abstractNumId="22" w15:restartNumberingAfterBreak="0">
     <w:nsid w:val="607A6BA3"/>
     <w:multiLevelType w:val="multilevel"/>
     <w:tmpl w:val="56C2AC10"/>
@@ -3880,7 +4001,7 @@
       </w:pPr>
     </w:lvl>
   </w:abstractNum>
-  <w:abstractNum w:abstractNumId="19" w15:restartNumberingAfterBreak="0">
+  <w:abstractNum w:abstractNumId="23" w15:restartNumberingAfterBreak="0">
     <w:nsid w:val="61276A68"/>
     <w:multiLevelType w:val="multilevel"/>
     <w:tmpl w:val="D45E98D6"/>
@@ -3997,7 +4118,7 @@
       </w:pPr>
     </w:lvl>
   </w:abstractNum>
-  <w:abstractNum w:abstractNumId="20" w15:restartNumberingAfterBreak="0">
+  <w:abstractNum w:abstractNumId="24" w15:restartNumberingAfterBreak="0">
     <w:nsid w:val="6814019C"/>
     <w:multiLevelType w:val="multilevel"/>
     <w:tmpl w:val="BCB274AC"/>
@@ -4110,7 +4231,7 @@
       </w:pPr>
     </w:lvl>
   </w:abstractNum>
-  <w:abstractNum w:abstractNumId="21" w15:restartNumberingAfterBreak="0">
+  <w:abstractNum w:abstractNumId="25" w15:restartNumberingAfterBreak="0">
     <w:nsid w:val="6A1210A7"/>
     <w:multiLevelType w:val="multilevel"/>
     <w:tmpl w:val="144E60F2"/>
@@ -4223,7 +4344,7 @@
       </w:pPr>
     </w:lvl>
   </w:abstractNum>
-  <w:abstractNum w:abstractNumId="22" w15:restartNumberingAfterBreak="0">
+  <w:abstractNum w:abstractNumId="26" w15:restartNumberingAfterBreak="0">
     <w:nsid w:val="717F6206"/>
     <w:multiLevelType w:val="multilevel"/>
     <w:tmpl w:val="8DD8128C"/>
@@ -4336,7 +4457,7 @@
       </w:pPr>
     </w:lvl>
   </w:abstractNum>
-  <w:abstractNum w:abstractNumId="23" w15:restartNumberingAfterBreak="0">
+  <w:abstractNum w:abstractNumId="27" w15:restartNumberingAfterBreak="0">
     <w:nsid w:val="75806F89"/>
     <w:multiLevelType w:val="multilevel"/>
     <w:tmpl w:val="43D0FE28"/>
@@ -4485,7 +4606,7 @@
       </w:rPr>
     </w:lvl>
   </w:abstractNum>
-  <w:abstractNum w:abstractNumId="24" w15:restartNumberingAfterBreak="0">
+  <w:abstractNum w:abstractNumId="28" w15:restartNumberingAfterBreak="0">
     <w:nsid w:val="75EE7CAD"/>
     <w:multiLevelType w:val="multilevel"/>
     <w:tmpl w:val="7682CDFA"/>
@@ -4602,7 +4723,237 @@
       </w:pPr>
     </w:lvl>
   </w:abstractNum>
-  <w:abstractNum w:abstractNumId="25" w15:restartNumberingAfterBreak="0">
+  <w:abstractNum w:abstractNumId="29" w15:restartNumberingAfterBreak="0">
+    <w:nsid w:val="781C1B40"/>
+    <w:multiLevelType w:val="multilevel"/>
+    <w:tmpl w:val="149E2E8E"/>
+    <w:lvl w:ilvl="0">
+      <w:start w:val="1"/>
+      <w:numFmt w:val="decimal"/>
+      <w:lvlText w:val="%1."/>
+      <w:lvlJc w:val="left"/>
+      <w:pPr>
+        <w:tabs>
+          <w:tab w:val="num" w:pos="720"/>
+        </w:tabs>
+        <w:ind w:left="720" w:hanging="360"/>
+      </w:pPr>
+    </w:lvl>
+    <w:lvl w:ilvl="1" w:tentative="1">
+      <w:start w:val="1"/>
+      <w:numFmt w:val="decimal"/>
+      <w:lvlText w:val="%2."/>
+      <w:lvlJc w:val="left"/>
+      <w:pPr>
+        <w:tabs>
+          <w:tab w:val="num" w:pos="1440"/>
+        </w:tabs>
+        <w:ind w:left="1440" w:hanging="360"/>
+      </w:pPr>
+    </w:lvl>
+    <w:lvl w:ilvl="2" w:tentative="1">
+      <w:start w:val="1"/>
+      <w:numFmt w:val="decimal"/>
+      <w:lvlText w:val="%3."/>
+      <w:lvlJc w:val="left"/>
+      <w:pPr>
+        <w:tabs>
+          <w:tab w:val="num" w:pos="2160"/>
+        </w:tabs>
+        <w:ind w:left="2160" w:hanging="360"/>
+      </w:pPr>
+    </w:lvl>
+    <w:lvl w:ilvl="3" w:tentative="1">
+      <w:start w:val="1"/>
+      <w:numFmt w:val="decimal"/>
+      <w:lvlText w:val="%4."/>
+      <w:lvlJc w:val="left"/>
+      <w:pPr>
+        <w:tabs>
+          <w:tab w:val="num" w:pos="2880"/>
+        </w:tabs>
+        <w:ind w:left="2880" w:hanging="360"/>
+      </w:pPr>
+    </w:lvl>
+    <w:lvl w:ilvl="4" w:tentative="1">
+      <w:start w:val="1"/>
+      <w:numFmt w:val="decimal"/>
+      <w:lvlText w:val="%5."/>
+      <w:lvlJc w:val="left"/>
+      <w:pPr>
+        <w:tabs>
+          <w:tab w:val="num" w:pos="3600"/>
+        </w:tabs>
+        <w:ind w:left="3600" w:hanging="360"/>
+      </w:pPr>
+    </w:lvl>
+    <w:lvl w:ilvl="5" w:tentative="1">
+      <w:start w:val="1"/>
+      <w:numFmt w:val="decimal"/>
+      <w:lvlText w:val="%6."/>
+      <w:lvlJc w:val="left"/>
+      <w:pPr>
+        <w:tabs>
+          <w:tab w:val="num" w:pos="4320"/>
+        </w:tabs>
+        <w:ind w:left="4320" w:hanging="360"/>
+      </w:pPr>
+    </w:lvl>
+    <w:lvl w:ilvl="6" w:tentative="1">
+      <w:start w:val="1"/>
+      <w:numFmt w:val="decimal"/>
+      <w:lvlText w:val="%7."/>
+      <w:lvlJc w:val="left"/>
+      <w:pPr>
+        <w:tabs>
+          <w:tab w:val="num" w:pos="5040"/>
+        </w:tabs>
+        <w:ind w:left="5040" w:hanging="360"/>
+      </w:pPr>
+    </w:lvl>
+    <w:lvl w:ilvl="7" w:tentative="1">
+      <w:start w:val="1"/>
+      <w:numFmt w:val="decimal"/>
+      <w:lvlText w:val="%8."/>
+      <w:lvlJc w:val="left"/>
+      <w:pPr>
+        <w:tabs>
+          <w:tab w:val="num" w:pos="5760"/>
+        </w:tabs>
+        <w:ind w:left="5760" w:hanging="360"/>
+      </w:pPr>
+    </w:lvl>
+    <w:lvl w:ilvl="8" w:tentative="1">
+      <w:start w:val="1"/>
+      <w:numFmt w:val="decimal"/>
+      <w:lvlText w:val="%9."/>
+      <w:lvlJc w:val="left"/>
+      <w:pPr>
+        <w:tabs>
+          <w:tab w:val="num" w:pos="6480"/>
+        </w:tabs>
+        <w:ind w:left="6480" w:hanging="360"/>
+      </w:pPr>
+    </w:lvl>
+  </w:abstractNum>
+  <w:abstractNum w:abstractNumId="30" w15:restartNumberingAfterBreak="0">
+    <w:nsid w:val="78E415C7"/>
+    <w:multiLevelType w:val="multilevel"/>
+    <w:tmpl w:val="560EB016"/>
+    <w:lvl w:ilvl="0">
+      <w:start w:val="1"/>
+      <w:numFmt w:val="decimal"/>
+      <w:lvlText w:val="%1."/>
+      <w:lvlJc w:val="left"/>
+      <w:pPr>
+        <w:tabs>
+          <w:tab w:val="num" w:pos="720"/>
+        </w:tabs>
+        <w:ind w:left="720" w:hanging="360"/>
+      </w:pPr>
+    </w:lvl>
+    <w:lvl w:ilvl="1">
+      <w:start w:val="1"/>
+      <w:numFmt w:val="bullet"/>
+      <w:lvlText w:val=""/>
+      <w:lvlJc w:val="left"/>
+      <w:pPr>
+        <w:tabs>
+          <w:tab w:val="num" w:pos="1440"/>
+        </w:tabs>
+        <w:ind w:left="1440" w:hanging="360"/>
+      </w:pPr>
+      <w:rPr>
+        <w:rFonts w:ascii="Symbol" w:hAnsi="Symbol" w:hint="default"/>
+        <w:sz w:val="20"/>
+      </w:rPr>
+    </w:lvl>
+    <w:lvl w:ilvl="2" w:tentative="1">
+      <w:start w:val="1"/>
+      <w:numFmt w:val="decimal"/>
+      <w:lvlText w:val="%3."/>
+      <w:lvlJc w:val="left"/>
+      <w:pPr>
+        <w:tabs>
+          <w:tab w:val="num" w:pos="2160"/>
+        </w:tabs>
+        <w:ind w:left="2160" w:hanging="360"/>
+      </w:pPr>
+    </w:lvl>
+    <w:lvl w:ilvl="3" w:tentative="1">
+      <w:start w:val="1"/>
+      <w:numFmt w:val="decimal"/>
+      <w:lvlText w:val="%4."/>
+      <w:lvlJc w:val="left"/>
+      <w:pPr>
+        <w:tabs>
+          <w:tab w:val="num" w:pos="2880"/>
+        </w:tabs>
+        <w:ind w:left="2880" w:hanging="360"/>
+      </w:pPr>
+    </w:lvl>
+    <w:lvl w:ilvl="4" w:tentative="1">
+      <w:start w:val="1"/>
+      <w:numFmt w:val="decimal"/>
+      <w:lvlText w:val="%5."/>
+      <w:lvlJc w:val="left"/>
+      <w:pPr>
+        <w:tabs>
+          <w:tab w:val="num" w:pos="3600"/>
+        </w:tabs>
+        <w:ind w:left="3600" w:hanging="360"/>
+      </w:pPr>
+    </w:lvl>
+    <w:lvl w:ilvl="5" w:tentative="1">
+      <w:start w:val="1"/>
+      <w:numFmt w:val="decimal"/>
+      <w:lvlText w:val="%6."/>
+      <w:lvlJc w:val="left"/>
+      <w:pPr>
+        <w:tabs>
+          <w:tab w:val="num" w:pos="4320"/>
+        </w:tabs>
+        <w:ind w:left="4320" w:hanging="360"/>
+      </w:pPr>
+    </w:lvl>
+    <w:lvl w:ilvl="6" w:tentative="1">
+      <w:start w:val="1"/>
+      <w:numFmt w:val="decimal"/>
+      <w:lvlText w:val="%7."/>
+      <w:lvlJc w:val="left"/>
+      <w:pPr>
+        <w:tabs>
+          <w:tab w:val="num" w:pos="5040"/>
+        </w:tabs>
+        <w:ind w:left="5040" w:hanging="360"/>
+      </w:pPr>
+    </w:lvl>
+    <w:lvl w:ilvl="7" w:tentative="1">
+      <w:start w:val="1"/>
+      <w:numFmt w:val="decimal"/>
+      <w:lvlText w:val="%8."/>
+      <w:lvlJc w:val="left"/>
+      <w:pPr>
+        <w:tabs>
+          <w:tab w:val="num" w:pos="5760"/>
+        </w:tabs>
+        <w:ind w:left="5760" w:hanging="360"/>
+      </w:pPr>
+    </w:lvl>
+    <w:lvl w:ilvl="8" w:tentative="1">
+      <w:start w:val="1"/>
+      <w:numFmt w:val="decimal"/>
+      <w:lvlText w:val="%9."/>
+      <w:lvlJc w:val="left"/>
+      <w:pPr>
+        <w:tabs>
+          <w:tab w:val="num" w:pos="6480"/>
+        </w:tabs>
+        <w:ind w:left="6480" w:hanging="360"/>
+      </w:pPr>
+    </w:lvl>
+  </w:abstractNum>
+  <w:abstractNum w:abstractNumId="31" w15:restartNumberingAfterBreak="0">
     <w:nsid w:val="7D126A16"/>
     <w:multiLevelType w:val="multilevel"/>
     <w:tmpl w:val="2E0CFB76"/>
@@ -4719,7 +5070,7 @@
       </w:pPr>
     </w:lvl>
   </w:abstractNum>
-  <w:abstractNum w:abstractNumId="26" w15:restartNumberingAfterBreak="0">
+  <w:abstractNum w:abstractNumId="32" w15:restartNumberingAfterBreak="0">
     <w:nsid w:val="7D5E5313"/>
     <w:multiLevelType w:val="multilevel"/>
     <w:tmpl w:val="9F3670CC"/>
@@ -4832,7 +5183,7 @@
       </w:pPr>
     </w:lvl>
   </w:abstractNum>
-  <w:abstractNum w:abstractNumId="27" w15:restartNumberingAfterBreak="0">
+  <w:abstractNum w:abstractNumId="33" w15:restartNumberingAfterBreak="0">
     <w:nsid w:val="7F30196B"/>
     <w:multiLevelType w:val="multilevel"/>
     <w:tmpl w:val="9B64E896"/>
@@ -4981,7 +5332,7 @@
       </w:rPr>
     </w:lvl>
   </w:abstractNum>
-  <w:abstractNum w:abstractNumId="28" w15:restartNumberingAfterBreak="0">
+  <w:abstractNum w:abstractNumId="34" w15:restartNumberingAfterBreak="0">
     <w:nsid w:val="7F9958AF"/>
     <w:multiLevelType w:val="multilevel"/>
     <w:tmpl w:val="DEE0D854"/>
@@ -5099,91 +5450,109 @@
     </w:lvl>
   </w:abstractNum>
   <w:num w:numId="1" w16cid:durableId="744449119">
+    <w:abstractNumId w:val="24"/>
+  </w:num>
+  <w:num w:numId="2" w16cid:durableId="1322152697">
+    <w:abstractNumId w:val="19"/>
+  </w:num>
+  <w:num w:numId="3" w16cid:durableId="1497846414">
+    <w:abstractNumId w:val="32"/>
+  </w:num>
+  <w:num w:numId="4" w16cid:durableId="1753626849">
+    <w:abstractNumId w:val="16"/>
+  </w:num>
+  <w:num w:numId="5" w16cid:durableId="2038508017">
+    <w:abstractNumId w:val="23"/>
+  </w:num>
+  <w:num w:numId="6" w16cid:durableId="1951931948">
+    <w:abstractNumId w:val="17"/>
+  </w:num>
+  <w:num w:numId="7" w16cid:durableId="1488208169">
+    <w:abstractNumId w:val="11"/>
+  </w:num>
+  <w:num w:numId="8" w16cid:durableId="1085566017">
+    <w:abstractNumId w:val="1"/>
+  </w:num>
+  <w:num w:numId="9" w16cid:durableId="971249626">
+    <w:abstractNumId w:val="21"/>
+  </w:num>
+  <w:num w:numId="10" w16cid:durableId="1411469170">
+    <w:abstractNumId w:val="12"/>
+  </w:num>
+  <w:num w:numId="11" w16cid:durableId="2085443803">
+    <w:abstractNumId w:val="26"/>
+  </w:num>
+  <w:num w:numId="12" w16cid:durableId="306085409">
+    <w:abstractNumId w:val="7"/>
+  </w:num>
+  <w:num w:numId="13" w16cid:durableId="1147626864">
+    <w:abstractNumId w:val="34"/>
+  </w:num>
+  <w:num w:numId="14" w16cid:durableId="913004260">
+    <w:abstractNumId w:val="14"/>
+  </w:num>
+  <w:num w:numId="15" w16cid:durableId="1215314894">
+    <w:abstractNumId w:val="15"/>
+  </w:num>
+  <w:num w:numId="16" w16cid:durableId="1630932252">
+    <w:abstractNumId w:val="2"/>
+  </w:num>
+  <w:num w:numId="17" w16cid:durableId="751437307">
+    <w:abstractNumId w:val="5"/>
+  </w:num>
+  <w:num w:numId="18" w16cid:durableId="283343799">
+    <w:abstractNumId w:val="4"/>
+  </w:num>
+  <w:num w:numId="19" w16cid:durableId="1260870881">
+    <w:abstractNumId w:val="25"/>
+  </w:num>
+  <w:num w:numId="20" w16cid:durableId="1155335368">
+    <w:abstractNumId w:val="28"/>
+  </w:num>
+  <w:num w:numId="21" w16cid:durableId="2038695268">
+    <w:abstractNumId w:val="8"/>
+  </w:num>
+  <w:num w:numId="22" w16cid:durableId="1077939107">
+    <w:abstractNumId w:val="31"/>
+  </w:num>
+  <w:num w:numId="23" w16cid:durableId="1905946851">
+    <w:abstractNumId w:val="9"/>
+  </w:num>
+  <w:num w:numId="24" w16cid:durableId="1476754933">
+    <w:abstractNumId w:val="3"/>
+  </w:num>
+  <w:num w:numId="25" w16cid:durableId="870456014">
+    <w:abstractNumId w:val="33"/>
+  </w:num>
+  <w:num w:numId="26" w16cid:durableId="146866682">
+    <w:abstractNumId w:val="27"/>
+  </w:num>
+  <w:num w:numId="27" w16cid:durableId="1541698533">
+    <w:abstractNumId w:val="6"/>
+  </w:num>
+  <w:num w:numId="28" w16cid:durableId="660623704">
+    <w:abstractNumId w:val="22"/>
+  </w:num>
+  <w:num w:numId="29" w16cid:durableId="1024332811">
+    <w:abstractNumId w:val="18"/>
+  </w:num>
+  <w:num w:numId="30" w16cid:durableId="1992827868">
+    <w:abstractNumId w:val="13"/>
+  </w:num>
+  <w:num w:numId="31" w16cid:durableId="1126965713">
     <w:abstractNumId w:val="20"/>
   </w:num>
-  <w:num w:numId="2" w16cid:durableId="1322152697">
-    <w:abstractNumId w:val="16"/>
+  <w:num w:numId="32" w16cid:durableId="1500340940">
+    <w:abstractNumId w:val="30"/>
   </w:num>
-  <w:num w:numId="3" w16cid:durableId="1497846414">
-    <w:abstractNumId w:val="26"/>
+  <w:num w:numId="33" w16cid:durableId="632372667">
+    <w:abstractNumId w:val="29"/>
   </w:num>
-  <w:num w:numId="4" w16cid:durableId="1753626849">
-    <w:abstractNumId w:val="13"/>
-  </w:num>
-  <w:num w:numId="5" w16cid:durableId="2038508017">
-    <w:abstractNumId w:val="19"/>
-  </w:num>
-  <w:num w:numId="6" w16cid:durableId="1951931948">
-    <w:abstractNumId w:val="14"/>
-  </w:num>
-  <w:num w:numId="7" w16cid:durableId="1488208169">
-    <w:abstractNumId w:val="9"/>
-  </w:num>
-  <w:num w:numId="8" w16cid:durableId="1085566017">
+  <w:num w:numId="34" w16cid:durableId="488178374">
     <w:abstractNumId w:val="0"/>
   </w:num>
-  <w:num w:numId="9" w16cid:durableId="971249626">
-    <w:abstractNumId w:val="17"/>
-  </w:num>
-  <w:num w:numId="10" w16cid:durableId="1411469170">
+  <w:num w:numId="35" w16cid:durableId="1985236554">
     <w:abstractNumId w:val="10"/>
-  </w:num>
-  <w:num w:numId="11" w16cid:durableId="2085443803">
-    <w:abstractNumId w:val="22"/>
-  </w:num>
-  <w:num w:numId="12" w16cid:durableId="306085409">
-    <w:abstractNumId w:val="6"/>
-  </w:num>
-  <w:num w:numId="13" w16cid:durableId="1147626864">
-    <w:abstractNumId w:val="28"/>
-  </w:num>
-  <w:num w:numId="14" w16cid:durableId="913004260">
-    <w:abstractNumId w:val="11"/>
-  </w:num>
-  <w:num w:numId="15" w16cid:durableId="1215314894">
-    <w:abstractNumId w:val="12"/>
-  </w:num>
-  <w:num w:numId="16" w16cid:durableId="1630932252">
-    <w:abstractNumId w:val="1"/>
-  </w:num>
-  <w:num w:numId="17" w16cid:durableId="751437307">
-    <w:abstractNumId w:val="4"/>
-  </w:num>
-  <w:num w:numId="18" w16cid:durableId="283343799">
-    <w:abstractNumId w:val="3"/>
-  </w:num>
-  <w:num w:numId="19" w16cid:durableId="1260870881">
-    <w:abstractNumId w:val="21"/>
-  </w:num>
-  <w:num w:numId="20" w16cid:durableId="1155335368">
-    <w:abstractNumId w:val="24"/>
-  </w:num>
-  <w:num w:numId="21" w16cid:durableId="2038695268">
-    <w:abstractNumId w:val="7"/>
-  </w:num>
-  <w:num w:numId="22" w16cid:durableId="1077939107">
-    <w:abstractNumId w:val="25"/>
-  </w:num>
-  <w:num w:numId="23" w16cid:durableId="1905946851">
-    <w:abstractNumId w:val="8"/>
-  </w:num>
-  <w:num w:numId="24" w16cid:durableId="1476754933">
-    <w:abstractNumId w:val="2"/>
-  </w:num>
-  <w:num w:numId="25" w16cid:durableId="870456014">
-    <w:abstractNumId w:val="27"/>
-  </w:num>
-  <w:num w:numId="26" w16cid:durableId="146866682">
-    <w:abstractNumId w:val="23"/>
-  </w:num>
-  <w:num w:numId="27" w16cid:durableId="1541698533">
-    <w:abstractNumId w:val="5"/>
-  </w:num>
-  <w:num w:numId="28" w16cid:durableId="660623704">
-    <w:abstractNumId w:val="18"/>
-  </w:num>
-  <w:num w:numId="29" w16cid:durableId="1024332811">
-    <w:abstractNumId w:val="15"/>
   </w:num>
 </w:numbering>
 </file>

--- a/セットアップガイド.docx
+++ b/セットアップガイド.docx
@@ -27,29 +27,13 @@
     </w:p>
     <w:p>
       <w:r>
-        <w:t>本アプリケーションは、地域の消防団等が災害時に現場の状況をリアルタイムで共有するためのシステムです。 **「プログラミングの知識が全くない方」**でも導入できるように、一つ一つの手順</w:t>
-      </w:r>
-      <w:proofErr w:type="gramStart"/>
-      <w:r>
-        <w:t>を</w:t>
-      </w:r>
-      <w:proofErr w:type="gramEnd"/>
-      <w:r>
-        <w:t>画像（イメージ）</w:t>
-      </w:r>
-      <w:proofErr w:type="gramStart"/>
-      <w:r>
-        <w:t>を</w:t>
-      </w:r>
-      <w:proofErr w:type="gramEnd"/>
-      <w:r>
-        <w:t>交えて順番に解説します。</w:t>
+        <w:t>本アプリケーションは、地域の消防団等が災害時に現場の状況をリアルタイムで共有するためのシステムです。 **「プログラミングの知識が全くない方」**でも導入できるように、一つ一つの手順を画像（イメージ）を交えて順番に解説します。</w:t>
       </w:r>
     </w:p>
     <w:p>
       <w:r>
         <w:pict w14:anchorId="38869A7C">
-          <v:rect id="_x0000_i1087" style="width:532.8pt;height:.75pt" o:hrpct="0" o:hralign="center" o:hrstd="t" o:hr="t" fillcolor="#a0a0a0" stroked="f">
+          <v:rect id="_x0000_i1025" style="width:532.8pt;height:.75pt" o:hrpct="0" o:hralign="center" o:hrstd="t" o:hr="t" fillcolor="#a0a0a0" stroked="f">
             <v:textbox inset="5.85pt,.7pt,5.85pt,.7pt"/>
           </v:rect>
         </w:pict>
@@ -96,7 +80,7 @@
     <w:p>
       <w:r>
         <w:pict w14:anchorId="1EE15310">
-          <v:rect id="_x0000_i1088" style="width:532.8pt;height:.75pt" o:hrpct="0" o:hralign="center" o:hrstd="t" o:hr="t" fillcolor="#a0a0a0" stroked="f">
+          <v:rect id="_x0000_i1026" style="width:532.8pt;height:.75pt" o:hrpct="0" o:hralign="center" o:hrstd="t" o:hr="t" fillcolor="#a0a0a0" stroked="f">
             <v:textbox inset="5.85pt,.7pt,5.85pt,.7pt"/>
           </v:rect>
         </w:pict>
@@ -187,7 +171,7 @@
     <w:p>
       <w:r>
         <w:pict w14:anchorId="453C5E09">
-          <v:rect id="_x0000_i1089" style="width:532.8pt;height:.75pt" o:hrpct="0" o:hralign="center" o:hrstd="t" o:hr="t" fillcolor="#a0a0a0" stroked="f">
+          <v:rect id="_x0000_i1027" style="width:532.8pt;height:.75pt" o:hrpct="0" o:hralign="center" o:hrstd="t" o:hr="t" fillcolor="#a0a0a0" stroked="f">
             <v:textbox inset="5.85pt,.7pt,5.85pt,.7pt"/>
           </v:rect>
         </w:pict>
@@ -433,15 +417,7 @@
       </w:r>
       <w:proofErr w:type="spellEnd"/>
       <w:r>
-        <w:t xml:space="preserve"> = { </w:t>
-      </w:r>
-      <w:proofErr w:type="gramStart"/>
-      <w:r>
-        <w:t>...</w:t>
-      </w:r>
-      <w:proofErr w:type="gramEnd"/>
-      <w:r>
-        <w:t xml:space="preserve"> } という</w:t>
+        <w:t xml:space="preserve"> = { ... } という</w:t>
       </w:r>
       <w:r>
         <w:rPr>
@@ -461,7 +437,7 @@
     <w:p>
       <w:r>
         <w:pict w14:anchorId="37F05537">
-          <v:rect id="_x0000_i1090" style="width:532.8pt;height:.75pt" o:hrpct="0" o:hralign="center" o:hrstd="t" o:hr="t" fillcolor="#a0a0a0" stroked="f">
+          <v:rect id="_x0000_i1028" style="width:532.8pt;height:.75pt" o:hrpct="0" o:hralign="center" o:hrstd="t" o:hr="t" fillcolor="#a0a0a0" stroked="f">
             <v:textbox inset="5.85pt,.7pt,5.85pt,.7pt"/>
           </v:rect>
         </w:pict>
@@ -562,7 +538,7 @@
     <w:p>
       <w:r>
         <w:pict w14:anchorId="1A01DF92">
-          <v:rect id="_x0000_i1091" style="width:532.8pt;height:.75pt" o:hrpct="0" o:hralign="center" o:hrstd="t" o:hr="t" fillcolor="#a0a0a0" stroked="f">
+          <v:rect id="_x0000_i1029" style="width:532.8pt;height:.75pt" o:hrpct="0" o:hralign="center" o:hrstd="t" o:hr="t" fillcolor="#a0a0a0" stroked="f">
             <v:textbox inset="5.85pt,.7pt,5.85pt,.7pt"/>
           </v:rect>
         </w:pict>
@@ -716,13 +692,52 @@
       </w:r>
       <w:proofErr w:type="spellEnd"/>
       <w:r>
-        <w:t>あなたのキー</w:t>
-      </w:r>
-      <w:proofErr w:type="gramStart"/>
-      <w:r>
-        <w:t>...</w:t>
-      </w:r>
-      <w:proofErr w:type="gramEnd"/>
+        <w:t>あなたのキー...",</w:t>
+      </w:r>
+    </w:p>
+    <w:p>
+      <w:r>
+        <w:t xml:space="preserve">  </w:t>
+      </w:r>
+      <w:proofErr w:type="spellStart"/>
+      <w:r>
+        <w:t>authDomain</w:t>
+      </w:r>
+      <w:proofErr w:type="spellEnd"/>
+      <w:r>
+        <w:t>: "あなたのプロジェクト.firebaseapp.com",</w:t>
+      </w:r>
+    </w:p>
+    <w:p>
+      <w:r>
+        <w:t xml:space="preserve">  </w:t>
+      </w:r>
+      <w:proofErr w:type="spellStart"/>
+      <w:r>
+        <w:t>projectId</w:t>
+      </w:r>
+      <w:proofErr w:type="spellEnd"/>
+      <w:r>
+        <w:t>: "あなたのプロジェクト",</w:t>
+      </w:r>
+    </w:p>
+    <w:p>
+      <w:r>
+        <w:t xml:space="preserve">  </w:t>
+      </w:r>
+      <w:proofErr w:type="spellStart"/>
+      <w:r>
+        <w:t>storageBucket</w:t>
+      </w:r>
+      <w:proofErr w:type="spellEnd"/>
+      <w:r>
+        <w:t>: "あなたのプロジェクト.</w:t>
+      </w:r>
+      <w:proofErr w:type="spellStart"/>
+      <w:r>
+        <w:t>firebasestorage.app</w:t>
+      </w:r>
+      <w:proofErr w:type="spellEnd"/>
       <w:r>
         <w:t>",</w:t>
       </w:r>
@@ -733,11 +748,11 @@
       </w:r>
       <w:proofErr w:type="spellStart"/>
       <w:r>
-        <w:t>authDomain</w:t>
+        <w:t>messagingSenderId</w:t>
       </w:r>
       <w:proofErr w:type="spellEnd"/>
       <w:r>
-        <w:t>: "あなたのプロジェクト.firebaseapp.com",</w:t>
+        <w:t>: "123456789",</w:t>
       </w:r>
     </w:p>
     <w:p>
@@ -746,74 +761,17 @@
       </w:r>
       <w:proofErr w:type="spellStart"/>
       <w:r>
-        <w:t>projectId</w:t>
+        <w:t>appId</w:t>
       </w:r>
       <w:proofErr w:type="spellEnd"/>
       <w:r>
-        <w:t>: "あなたのプロジェクト",</w:t>
-      </w:r>
-    </w:p>
-    <w:p>
-      <w:r>
-        <w:t xml:space="preserve">  </w:t>
-      </w:r>
-      <w:proofErr w:type="spellStart"/>
-      <w:r>
-        <w:t>storageBucket</w:t>
-      </w:r>
-      <w:proofErr w:type="spellEnd"/>
-      <w:r>
-        <w:t>: "あなたのプロジェクト.</w:t>
-      </w:r>
-      <w:proofErr w:type="spellStart"/>
-      <w:r>
-        <w:t>firebasestorage.app</w:t>
-      </w:r>
-      <w:proofErr w:type="spellEnd"/>
-      <w:r>
-        <w:t>",</w:t>
-      </w:r>
-    </w:p>
-    <w:p>
-      <w:r>
-        <w:t xml:space="preserve">  </w:t>
-      </w:r>
-      <w:proofErr w:type="spellStart"/>
-      <w:r>
-        <w:t>messagingSenderId</w:t>
-      </w:r>
-      <w:proofErr w:type="spellEnd"/>
-      <w:r>
-        <w:t>: "123456789",</w:t>
-      </w:r>
-    </w:p>
-    <w:p>
-      <w:r>
-        <w:t xml:space="preserve">  </w:t>
-      </w:r>
-      <w:proofErr w:type="spellStart"/>
-      <w:r>
-        <w:t>appId</w:t>
-      </w:r>
-      <w:proofErr w:type="spellEnd"/>
-      <w:r>
-        <w:t>: "</w:t>
-      </w:r>
-      <w:proofErr w:type="gramStart"/>
-      <w:r>
-        <w:t>1:123456789:web</w:t>
-      </w:r>
-      <w:proofErr w:type="gramEnd"/>
-      <w:r>
-        <w:t>:abcdefg"</w:t>
-      </w:r>
-    </w:p>
-    <w:p>
-      <w:proofErr w:type="gramStart"/>
+        <w:t>: "1:123456789:web:abcdefg"</w:t>
+      </w:r>
+    </w:p>
+    <w:p>
       <w:r>
         <w:t>};</w:t>
       </w:r>
-      <w:proofErr w:type="gramEnd"/>
     </w:p>
     <w:p>
       <w:pPr>
@@ -830,23 +788,7 @@
           <w:b/>
           <w:bCs/>
         </w:rPr>
-        <w:t>「Commit changes</w:t>
-      </w:r>
-      <w:proofErr w:type="gramStart"/>
-      <w:r>
-        <w:rPr>
-          <w:b/>
-          <w:bCs/>
-        </w:rPr>
-        <w:t>...</w:t>
-      </w:r>
-      <w:proofErr w:type="gramEnd"/>
-      <w:r>
-        <w:rPr>
-          <w:b/>
-          <w:bCs/>
-        </w:rPr>
-        <w:t>」</w:t>
+        <w:t>「Commit changes...」</w:t>
       </w:r>
       <w:r>
         <w:t> を2回押して保存します。</w:t>
@@ -855,7 +797,7 @@
     <w:p>
       <w:r>
         <w:pict w14:anchorId="54EAAD8B">
-          <v:rect id="_x0000_i1092" style="width:532.8pt;height:.75pt" o:hrpct="0" o:hralign="center" o:hrstd="t" o:hr="t" fillcolor="#a0a0a0" stroked="f">
+          <v:rect id="_x0000_i1030" style="width:532.8pt;height:.75pt" o:hrpct="0" o:hralign="center" o:hrstd="t" o:hr="t" fillcolor="#a0a0a0" stroked="f">
             <v:textbox inset="5.85pt,.7pt,5.85pt,.7pt"/>
           </v:rect>
         </w:pict>
@@ -1129,7 +1071,7 @@
     <w:p>
       <w:r>
         <w:pict w14:anchorId="4A108E9A">
-          <v:rect id="_x0000_i1093" style="width:532.8pt;height:.75pt" o:hrpct="0" o:hralign="center" o:hrstd="t" o:hr="t" fillcolor="#a0a0a0" stroked="f">
+          <v:rect id="_x0000_i1031" style="width:532.8pt;height:.75pt" o:hrpct="0" o:hralign="center" o:hrstd="t" o:hr="t" fillcolor="#a0a0a0" stroked="f">
             <v:textbox inset="5.85pt,.7pt,5.85pt,.7pt"/>
           </v:rect>
         </w:pict>
@@ -1228,7 +1170,7 @@
     <w:p>
       <w:r>
         <w:pict w14:anchorId="783B935E">
-          <v:rect id="_x0000_i1094" style="width:532.8pt;height:.75pt" o:hrpct="0" o:hralign="center" o:hrstd="t" o:hr="t" fillcolor="#a0a0a0" stroked="f">
+          <v:rect id="_x0000_i1032" style="width:532.8pt;height:.75pt" o:hrpct="0" o:hralign="center" o:hrstd="t" o:hr="t" fillcolor="#a0a0a0" stroked="f">
             <v:textbox inset="5.85pt,.7pt,5.85pt,.7pt"/>
           </v:rect>
         </w:pict>
@@ -6157,6 +6099,7 @@
   <w:style w:type="character" w:default="1" w:styleId="a0">
     <w:name w:val="Default Paragraph Font"/>
     <w:uiPriority w:val="1"/>
+    <w:semiHidden/>
     <w:unhideWhenUsed/>
   </w:style>
   <w:style w:type="table" w:default="1" w:styleId="a1">
